--- a/Corporate Bankruptcy Prediction.docx
+++ b/Corporate Bankruptcy Prediction.docx
@@ -57,6 +57,36 @@
     <w:p>
       <w:pPr>
         <w:rPr>
+          <w:rFonts w:ascii="Montserrat SemiBold" w:cs="Montserrat SemiBold" w:eastAsia="Montserrat SemiBold" w:hAnsi="Montserrat SemiBold"/>
+          <w:sz w:val="26"/>
+          <w:szCs w:val="26"/>
+        </w:rPr>
+      </w:pPr>
+      <w:r>
+        <w:rPr>
+          <w:rFonts w:ascii="Montserrat SemiBold" w:cs="Montserrat SemiBold" w:eastAsia="Montserrat SemiBold" w:hAnsi="Montserrat SemiBold"/>
+          <w:sz w:val="26"/>
+          <w:szCs w:val="26"/>
+          <w:rtl w:val="0"/>
+        </w:rPr>
+        <w:t xml:space="preserve">Introduction:</w:t>
+      </w:r>
+    </w:p>
+    <w:p>
+      <w:pPr>
+        <w:rPr>
+          <w:rFonts w:ascii="Montserrat SemiBold" w:cs="Montserrat SemiBold" w:eastAsia="Montserrat SemiBold" w:hAnsi="Montserrat SemiBold"/>
+        </w:rPr>
+      </w:pPr>
+      <w:r>
+        <w:rPr>
+          <w:rtl w:val="0"/>
+        </w:rPr>
+      </w:r>
+    </w:p>
+    <w:p>
+      <w:pPr>
+        <w:rPr>
           <w:rFonts w:ascii="Montserrat" w:cs="Montserrat" w:eastAsia="Montserrat" w:hAnsi="Montserrat"/>
         </w:rPr>
       </w:pPr>
@@ -98,7 +128,9 @@
     </w:p>
     <w:p>
       <w:pPr>
-        <w:rPr/>
+        <w:rPr>
+          <w:rFonts w:ascii="Montserrat" w:cs="Montserrat" w:eastAsia="Montserrat" w:hAnsi="Montserrat"/>
+        </w:rPr>
       </w:pPr>
       <w:r>
         <w:rPr>
@@ -114,10 +146,72 @@
         </w:rPr>
         <w:t xml:space="preserve">we will investigate how to use historical financial data and predictive models to identify companies with high risk of bankruptcy.</w:t>
       </w:r>
-      <w:r>
-        <w:rPr>
-          <w:rtl w:val="0"/>
-        </w:rPr>
+    </w:p>
+    <w:p>
+      <w:pPr>
+        <w:rPr>
+          <w:rFonts w:ascii="Montserrat" w:cs="Montserrat" w:eastAsia="Montserrat" w:hAnsi="Montserrat"/>
+        </w:rPr>
+      </w:pPr>
+      <w:r>
+        <w:rPr>
+          <w:rtl w:val="0"/>
+        </w:rPr>
+      </w:r>
+    </w:p>
+    <w:p>
+      <w:pPr>
+        <w:rPr>
+          <w:rFonts w:ascii="Montserrat" w:cs="Montserrat" w:eastAsia="Montserrat" w:hAnsi="Montserrat"/>
+        </w:rPr>
+      </w:pPr>
+      <w:r>
+        <w:rPr>
+          <w:rtl w:val="0"/>
+        </w:rPr>
+      </w:r>
+    </w:p>
+    <w:p>
+      <w:pPr>
+        <w:rPr>
+          <w:rFonts w:ascii="Montserrat" w:cs="Montserrat" w:eastAsia="Montserrat" w:hAnsi="Montserrat"/>
+        </w:rPr>
+      </w:pPr>
+      <w:r>
+        <w:rPr>
+          <w:rFonts w:ascii="Montserrat" w:cs="Montserrat" w:eastAsia="Montserrat" w:hAnsi="Montserrat"/>
+          <w:rtl w:val="0"/>
+        </w:rPr>
+        <w:t xml:space="preserve">Financial entities must evaluate the economic situation of the companies that are requesting credits in order to detect what credits need special attention. There are companies that despite having apparently good economic performance, could present economic issues that are not easy to detect. We can have a better understanding of the situation when we analyse multiple factors, and correlations. </w:t>
+      </w:r>
+    </w:p>
+    <w:p>
+      <w:pPr>
+        <w:rPr>
+          <w:rFonts w:ascii="Montserrat" w:cs="Montserrat" w:eastAsia="Montserrat" w:hAnsi="Montserrat"/>
+        </w:rPr>
+      </w:pPr>
+      <w:r>
+        <w:rPr>
+          <w:rtl w:val="0"/>
+        </w:rPr>
+      </w:r>
+    </w:p>
+    <w:p>
+      <w:pPr>
+        <w:rPr>
+          <w:rFonts w:ascii="Montserrat" w:cs="Montserrat" w:eastAsia="Montserrat" w:hAnsi="Montserrat"/>
+        </w:rPr>
+      </w:pPr>
+      <w:r>
+        <w:rPr>
+          <w:rFonts w:ascii="Montserrat" w:cs="Montserrat" w:eastAsia="Montserrat" w:hAnsi="Montserrat"/>
+          <w:rtl w:val="0"/>
+        </w:rPr>
+        <w:t xml:space="preserve">It’s important to detect those indicators, as soon as possible, in order to make the best efficient decisions for the company. We have to find a balance between the detection of potential bankruptcies and minimising false alarms. </w:t>
+        <w:br w:type="textWrapping"/>
+        <w:br w:type="textWrapping"/>
+        <w:t xml:space="preserve">Minimize false alarms is extremely important to avoid alerts on companies that are actually in a good financial position to take those credits, being positive potential clients for the credit company.</w:t>
       </w:r>
     </w:p>
     <w:sectPr>

--- a/Corporate Bankruptcy Prediction.docx
+++ b/Corporate Bankruptcy Prediction.docx
@@ -400,13 +400,358 @@
       <w:pPr>
         <w:pStyle w:val="normal1"/>
         <w:rPr>
-          <w:rFonts w:ascii="Montserrat SemiBold" w:hAnsi="Montserrat SemiBold" w:eastAsia="Montserrat SemiBold" w:cs="Montserrat SemiBold"/>
-        </w:rPr>
-      </w:pPr>
-      <w:r>
-        <w:rPr>
-          <w:rFonts w:eastAsia="Montserrat SemiBold" w:cs="Montserrat SemiBold" w:ascii="Montserrat SemiBold" w:hAnsi="Montserrat SemiBold"/>
-        </w:rPr>
+          <w:rFonts w:ascii="Montserrat" w:hAnsi="Montserrat" w:eastAsia="Montserrat SemiBold" w:cs="Montserrat SemiBold"/>
+        </w:rPr>
+      </w:pPr>
+      <w:r>
+        <w:rPr>
+          <w:rFonts w:eastAsia="Montserrat SemiBold" w:cs="Montserrat SemiBold" w:ascii="Montserrat" w:hAnsi="Montserrat"/>
+        </w:rPr>
+        <w:t xml:space="preserve">Banks need to check a lot of financial information to find companies that may have </w:t>
+      </w:r>
+      <w:r>
+        <w:rPr>
+          <w:rFonts w:eastAsia="Montserrat SemiBold" w:cs="Montserrat SemiBold" w:ascii="Montserrat" w:hAnsi="Montserrat"/>
+        </w:rPr>
+        <w:t xml:space="preserve">solvency </w:t>
+      </w:r>
+      <w:r>
+        <w:rPr>
+          <w:rFonts w:eastAsia="Montserrat SemiBold" w:cs="Montserrat SemiBold" w:ascii="Montserrat" w:hAnsi="Montserrat"/>
+        </w:rPr>
+        <w:t>problems.</w:t>
+      </w:r>
+    </w:p>
+    <w:p>
+      <w:pPr>
+        <w:pStyle w:val="normal1"/>
+        <w:rPr>
+          <w:rFonts w:ascii="Montserrat" w:hAnsi="Montserrat" w:eastAsia="Montserrat SemiBold" w:cs="Montserrat SemiBold"/>
+        </w:rPr>
+      </w:pPr>
+      <w:r>
+        <w:rPr>
+          <w:rFonts w:eastAsia="Montserrat SemiBold" w:cs="Montserrat SemiBold" w:ascii="Montserrat" w:hAnsi="Montserrat"/>
+        </w:rPr>
+        <w:t>Sometimes, compan</w:t>
+      </w:r>
+      <w:r>
+        <w:rPr>
+          <w:rFonts w:eastAsia="Montserrat SemiBold" w:cs="Montserrat SemiBold" w:ascii="Montserrat" w:hAnsi="Montserrat"/>
+        </w:rPr>
+        <w:t xml:space="preserve">ies </w:t>
+      </w:r>
+      <w:r>
+        <w:rPr>
+          <w:rFonts w:eastAsia="Montserrat SemiBold" w:cs="Montserrat SemiBold" w:ascii="Montserrat" w:hAnsi="Montserrat"/>
+        </w:rPr>
+        <w:t xml:space="preserve">has financial problems, but it is not easy to </w:t>
+      </w:r>
+      <w:r>
+        <w:rPr>
+          <w:rFonts w:eastAsia="Montserrat SemiBold" w:cs="Montserrat SemiBold" w:ascii="Montserrat" w:hAnsi="Montserrat"/>
+        </w:rPr>
+        <w:t>spot</w:t>
+      </w:r>
+      <w:r>
+        <w:rPr>
+          <w:rFonts w:eastAsia="Montserrat SemiBold" w:cs="Montserrat SemiBold" w:ascii="Montserrat" w:hAnsi="Montserrat"/>
+        </w:rPr>
+        <w:t xml:space="preserve"> them. Banks </w:t>
+      </w:r>
+      <w:r>
+        <w:rPr>
+          <w:rFonts w:eastAsia="Montserrat SemiBold" w:cs="Montserrat SemiBold" w:ascii="Montserrat" w:hAnsi="Montserrat"/>
+        </w:rPr>
+        <w:t xml:space="preserve">or Credit institutions </w:t>
+      </w:r>
+      <w:r>
+        <w:rPr>
+          <w:rFonts w:eastAsia="Montserrat SemiBold" w:cs="Montserrat SemiBold" w:ascii="Montserrat" w:hAnsi="Montserrat"/>
+        </w:rPr>
+        <w:t xml:space="preserve">need to look at different financial </w:t>
+      </w:r>
+      <w:r>
+        <w:rPr>
+          <w:rFonts w:eastAsia="Montserrat SemiBold" w:cs="Montserrat SemiBold" w:ascii="Montserrat" w:hAnsi="Montserrat"/>
+        </w:rPr>
+        <w:t>figures</w:t>
+      </w:r>
+      <w:r>
+        <w:rPr>
+          <w:rFonts w:eastAsia="Montserrat SemiBold" w:cs="Montserrat SemiBold" w:ascii="Montserrat" w:hAnsi="Montserrat"/>
+        </w:rPr>
+        <w:t xml:space="preserve"> to understand the situation </w:t>
+      </w:r>
+      <w:r>
+        <w:rPr>
+          <w:rFonts w:eastAsia="Montserrat SemiBold" w:cs="Montserrat SemiBold" w:ascii="Montserrat" w:hAnsi="Montserrat"/>
+        </w:rPr>
+        <w:t>better</w:t>
+      </w:r>
+      <w:r>
+        <w:rPr>
+          <w:rFonts w:eastAsia="Montserrat SemiBold" w:cs="Montserrat SemiBold" w:ascii="Montserrat" w:hAnsi="Montserrat"/>
+        </w:rPr>
+        <w:t>.</w:t>
+      </w:r>
+    </w:p>
+    <w:p>
+      <w:pPr>
+        <w:pStyle w:val="normal1"/>
+        <w:rPr>
+          <w:rFonts w:ascii="Montserrat" w:hAnsi="Montserrat" w:eastAsia="Montserrat SemiBold" w:cs="Montserrat SemiBold"/>
+        </w:rPr>
+      </w:pPr>
+      <w:r>
+        <w:rPr>
+          <w:rFonts w:eastAsia="Montserrat SemiBold" w:cs="Montserrat SemiBold" w:ascii="Montserrat" w:hAnsi="Montserrat"/>
+        </w:rPr>
+      </w:r>
+    </w:p>
+    <w:p>
+      <w:pPr>
+        <w:pStyle w:val="normal1"/>
+        <w:rPr>
+          <w:rFonts w:ascii="Montserrat" w:hAnsi="Montserrat" w:eastAsia="Montserrat SemiBold" w:cs="Montserrat SemiBold"/>
+        </w:rPr>
+      </w:pPr>
+      <w:r>
+        <w:rPr>
+          <w:rFonts w:eastAsia="Montserrat SemiBold" w:cs="Montserrat SemiBold" w:ascii="Montserrat" w:hAnsi="Montserrat"/>
+        </w:rPr>
+        <w:t xml:space="preserve">If the bank does not find these problems </w:t>
+      </w:r>
+      <w:r>
+        <w:rPr>
+          <w:rFonts w:eastAsia="Montserrat SemiBold" w:cs="Montserrat SemiBold" w:ascii="Montserrat" w:hAnsi="Montserrat"/>
+        </w:rPr>
+        <w:t>at an early stage</w:t>
+      </w:r>
+      <w:r>
+        <w:rPr>
+          <w:rFonts w:eastAsia="Montserrat SemiBold" w:cs="Montserrat SemiBold" w:ascii="Montserrat" w:hAnsi="Montserrat"/>
+        </w:rPr>
+        <w:t>, it may lose money.</w:t>
+      </w:r>
+    </w:p>
+    <w:p>
+      <w:pPr>
+        <w:pStyle w:val="normal1"/>
+        <w:rPr>
+          <w:rFonts w:ascii="Montserrat" w:hAnsi="Montserrat" w:eastAsia="Montserrat SemiBold" w:cs="Montserrat SemiBold"/>
+        </w:rPr>
+      </w:pPr>
+      <w:r>
+        <w:rPr>
+          <w:rFonts w:eastAsia="Montserrat SemiBold" w:cs="Montserrat SemiBold" w:ascii="Montserrat" w:hAnsi="Montserrat"/>
+        </w:rPr>
+        <w:t xml:space="preserve">But </w:t>
+      </w:r>
+      <w:r>
+        <w:rPr>
+          <w:rFonts w:eastAsia="Montserrat SemiBold" w:cs="Montserrat SemiBold" w:ascii="Montserrat" w:hAnsi="Montserrat"/>
+        </w:rPr>
+        <w:t xml:space="preserve">that’s not the only </w:t>
+      </w:r>
+      <w:r>
+        <w:rPr>
+          <w:rFonts w:eastAsia="Montserrat SemiBold" w:cs="Montserrat SemiBold" w:ascii="Montserrat" w:hAnsi="Montserrat"/>
+        </w:rPr>
+        <w:t xml:space="preserve">problem. If the system says that a healthy company is at risk, the bank may spend time checking it. </w:t>
+      </w:r>
+    </w:p>
+    <w:p>
+      <w:pPr>
+        <w:pStyle w:val="normal1"/>
+        <w:rPr>
+          <w:rFonts w:ascii="Montserrat" w:hAnsi="Montserrat" w:eastAsia="Montserrat SemiBold" w:cs="Montserrat SemiBold"/>
+        </w:rPr>
+      </w:pPr>
+      <w:r>
+        <w:rPr>
+          <w:rFonts w:eastAsia="Montserrat SemiBold" w:cs="Montserrat SemiBold" w:ascii="Montserrat" w:hAnsi="Montserrat"/>
+        </w:rPr>
+        <w:t>The bank may also decide not to give money to a good company and lose a business opportunity.</w:t>
+      </w:r>
+    </w:p>
+    <w:p>
+      <w:pPr>
+        <w:pStyle w:val="normal1"/>
+        <w:rPr>
+          <w:rFonts w:ascii="Montserrat" w:hAnsi="Montserrat" w:eastAsia="Montserrat SemiBold" w:cs="Montserrat SemiBold"/>
+        </w:rPr>
+      </w:pPr>
+      <w:r>
+        <w:rPr>
+          <w:rFonts w:eastAsia="Montserrat SemiBold" w:cs="Montserrat SemiBold" w:ascii="Montserrat" w:hAnsi="Montserrat"/>
+        </w:rPr>
+        <w:t>As I previously said</w:t>
+      </w:r>
+      <w:r>
+        <w:rPr>
+          <w:rFonts w:eastAsia="Montserrat SemiBold" w:cs="Montserrat SemiBold" w:ascii="Montserrat" w:hAnsi="Montserrat"/>
+        </w:rPr>
+        <w:t>, the system needs to find a balance between two things: finding companies that may go bankrupt and avoiding false warnings about healthy companies.</w:t>
+      </w:r>
+    </w:p>
+    <w:p>
+      <w:pPr>
+        <w:pStyle w:val="normal1"/>
+        <w:rPr>
+          <w:rFonts w:ascii="Montserrat" w:hAnsi="Montserrat" w:eastAsia="Montserrat SemiBold" w:cs="Montserrat SemiBold"/>
+        </w:rPr>
+      </w:pPr>
+      <w:r>
+        <w:rPr>
+          <w:rFonts w:eastAsia="Montserrat SemiBold" w:cs="Montserrat SemiBold" w:ascii="Montserrat" w:hAnsi="Montserrat"/>
+        </w:rPr>
+      </w:r>
+    </w:p>
+    <w:p>
+      <w:pPr>
+        <w:pStyle w:val="normal1"/>
+        <w:rPr>
+          <w:rFonts w:ascii="Montserrat" w:hAnsi="Montserrat" w:eastAsia="Montserrat SemiBold" w:cs="Montserrat SemiBold"/>
+        </w:rPr>
+      </w:pPr>
+      <w:r>
+        <w:rPr>
+          <w:rFonts w:eastAsia="Montserrat SemiBold" w:cs="Montserrat SemiBold" w:ascii="Montserrat" w:hAnsi="Montserrat"/>
+        </w:rPr>
+        <w:t xml:space="preserve">The system will help credit risk analysts, portfolio managers, </w:t>
+      </w:r>
+      <w:r>
+        <w:rPr>
+          <w:rFonts w:eastAsia="Montserrat SemiBold" w:cs="Montserrat SemiBold" w:ascii="Montserrat" w:hAnsi="Montserrat"/>
+        </w:rPr>
+        <w:t>etc</w:t>
+      </w:r>
+      <w:r>
+        <w:rPr>
+          <w:rFonts w:eastAsia="Montserrat SemiBold" w:cs="Montserrat SemiBold" w:ascii="Montserrat" w:hAnsi="Montserrat"/>
+        </w:rPr>
+        <w:t xml:space="preserve">. They can use the information to decide which companies need more attention. </w:t>
+      </w:r>
+    </w:p>
+    <w:p>
+      <w:pPr>
+        <w:pStyle w:val="normal1"/>
+        <w:rPr>
+          <w:rFonts w:ascii="Montserrat" w:hAnsi="Montserrat" w:eastAsia="Montserrat SemiBold" w:cs="Montserrat SemiBold"/>
+        </w:rPr>
+      </w:pPr>
+      <w:r>
+        <w:rPr>
+          <w:rFonts w:eastAsia="Montserrat SemiBold" w:cs="Montserrat SemiBold" w:ascii="Montserrat" w:hAnsi="Montserrat"/>
+        </w:rPr>
+      </w:r>
+    </w:p>
+    <w:p>
+      <w:pPr>
+        <w:pStyle w:val="normal1"/>
+        <w:rPr>
+          <w:rFonts w:ascii="Montserrat" w:hAnsi="Montserrat" w:eastAsia="Montserrat SemiBold" w:cs="Montserrat SemiBold"/>
+        </w:rPr>
+      </w:pPr>
+      <w:r>
+        <w:rPr>
+          <w:rFonts w:eastAsia="Montserrat SemiBold" w:cs="Montserrat SemiBold" w:ascii="Montserrat" w:hAnsi="Montserrat"/>
+        </w:rPr>
+        <w:t>This project will study if financial data can help predict which companies may go bankrupt in the next year.</w:t>
+      </w:r>
+    </w:p>
+    <w:p>
+      <w:pPr>
+        <w:pStyle w:val="normal1"/>
+        <w:rPr>
+          <w:rFonts w:ascii="Montserrat" w:hAnsi="Montserrat" w:eastAsia="Montserrat SemiBold" w:cs="Montserrat SemiBold"/>
+        </w:rPr>
+      </w:pPr>
+      <w:r>
+        <w:rPr>
+          <w:rFonts w:eastAsia="Montserrat SemiBold" w:cs="Montserrat SemiBold" w:ascii="Montserrat" w:hAnsi="Montserrat"/>
+        </w:rPr>
+      </w:r>
+    </w:p>
+    <w:p>
+      <w:pPr>
+        <w:pStyle w:val="normal1"/>
+        <w:rPr>
+          <w:rFonts w:ascii="Montserrat" w:hAnsi="Montserrat" w:eastAsia="Montserrat SemiBold" w:cs="Montserrat SemiBold"/>
+        </w:rPr>
+      </w:pPr>
+      <w:r>
+        <w:rPr>
+          <w:rFonts w:eastAsia="Montserrat SemiBold" w:cs="Montserrat SemiBold" w:ascii="Montserrat" w:hAnsi="Montserrat"/>
+        </w:rPr>
+        <w:t xml:space="preserve">Bankruptcy means that a company has serious financial problems. </w:t>
+      </w:r>
+      <w:r>
+        <w:rPr>
+          <w:rFonts w:eastAsia="Montserrat SemiBold" w:cs="Montserrat SemiBold" w:ascii="Montserrat" w:hAnsi="Montserrat"/>
+        </w:rPr>
+        <w:t>But</w:t>
+      </w:r>
+      <w:r>
+        <w:rPr>
+          <w:rFonts w:eastAsia="Montserrat SemiBold" w:cs="Montserrat SemiBold" w:ascii="Montserrat" w:hAnsi="Montserrat"/>
+        </w:rPr>
+        <w:t xml:space="preserve"> bankruptcy is not exactly the same as not paying back a bank loan.</w:t>
+      </w:r>
+    </w:p>
+    <w:p>
+      <w:pPr>
+        <w:pStyle w:val="normal1"/>
+        <w:rPr>
+          <w:rFonts w:ascii="Montserrat" w:hAnsi="Montserrat" w:eastAsia="Montserrat SemiBold" w:cs="Montserrat SemiBold"/>
+        </w:rPr>
+      </w:pPr>
+      <w:r>
+        <w:rPr>
+          <w:rFonts w:eastAsia="Montserrat SemiBold" w:cs="Montserrat SemiBold" w:ascii="Montserrat" w:hAnsi="Montserrat"/>
+        </w:rPr>
+      </w:r>
+    </w:p>
+    <w:p>
+      <w:pPr>
+        <w:pStyle w:val="normal1"/>
+        <w:rPr>
+          <w:rFonts w:ascii="Montserrat" w:hAnsi="Montserrat" w:eastAsia="Montserrat SemiBold" w:cs="Montserrat SemiBold"/>
+        </w:rPr>
+      </w:pPr>
+      <w:r>
+        <w:rPr>
+          <w:rFonts w:eastAsia="Montserrat SemiBold" w:cs="Montserrat SemiBold" w:ascii="Montserrat" w:hAnsi="Montserrat"/>
+        </w:rPr>
+        <w:t>The main question of this project is:</w:t>
+      </w:r>
+    </w:p>
+    <w:p>
+      <w:pPr>
+        <w:pStyle w:val="normal1"/>
+        <w:rPr>
+          <w:rFonts w:ascii="Montserrat" w:hAnsi="Montserrat" w:eastAsia="Montserrat SemiBold" w:cs="Montserrat SemiBold"/>
+        </w:rPr>
+      </w:pPr>
+      <w:r>
+        <w:rPr>
+          <w:rFonts w:eastAsia="Montserrat SemiBold" w:cs="Montserrat SemiBold" w:ascii="Montserrat" w:hAnsi="Montserrat"/>
+        </w:rPr>
+      </w:r>
+    </w:p>
+    <w:p>
+      <w:pPr>
+        <w:pStyle w:val="normal1"/>
+        <w:rPr>
+          <w:rFonts w:ascii="Montserrat" w:hAnsi="Montserrat" w:eastAsia="Montserrat SemiBold" w:cs="Montserrat SemiBold"/>
+        </w:rPr>
+      </w:pPr>
+      <w:r>
+        <w:rPr>
+          <w:rFonts w:eastAsia="Montserrat SemiBold" w:cs="Montserrat SemiBold" w:ascii="Montserrat" w:hAnsi="Montserrat"/>
+        </w:rPr>
+        <w:t>Can we use past financial data to predict if a company may go bankrupt next year and help banks make better decisions?</w:t>
       </w:r>
     </w:p>
     <w:sectPr>
@@ -444,6 +789,7 @@
     <w:qFormat/>
     <w:pPr>
       <w:widowControl/>
+      <w:suppressAutoHyphens w:val="true"/>
       <w:bidi w:val="0"/>
       <w:spacing w:lineRule="auto" w:line="276" w:before="0" w:after="0"/>
       <w:jc w:val="start"/>
@@ -626,6 +972,7 @@
     <w:qFormat/>
     <w:pPr>
       <w:widowControl/>
+      <w:suppressAutoHyphens w:val="true"/>
       <w:bidi w:val="0"/>
       <w:spacing w:lineRule="auto" w:line="276" w:before="0" w:after="0"/>
       <w:jc w:val="start"/>

--- a/Corporate Bankruptcy Prediction.docx
+++ b/Corporate Bankruptcy Prediction.docx
@@ -14,7 +14,7 @@
         <w:rPr>
           <w:rFonts w:eastAsia="Montserrat SemiBold" w:cs="Montserrat SemiBold" w:ascii="Montserrat SemiBold" w:hAnsi="Montserrat SemiBold"/>
         </w:rPr>
-        <w:t>Corporate Bankruptcy Prediction: A Data-Driven Early Warning System for Credit Risk Management</w:t>
+        <w:t>Corporate Bankruptcy Prediction A Data Driven Early Warning System for Credit Risk Management</w:t>
       </w:r>
     </w:p>
     <w:p>
@@ -105,7 +105,19 @@
         <w:rPr>
           <w:rFonts w:eastAsia="Montserrat" w:cs="Montserrat" w:ascii="Montserrat" w:hAnsi="Montserrat"/>
         </w:rPr>
-        <w:t xml:space="preserve">Banks and other financial institutions need to evaluate solvency of the companies that request credits. </w:t>
+        <w:t>Banks and other financial institutions need</w:t>
+      </w:r>
+      <w:r>
+        <w:rPr>
+          <w:rFonts w:eastAsia="Montserrat" w:cs="Montserrat" w:ascii="Montserrat" w:hAnsi="Montserrat"/>
+        </w:rPr>
+        <w:t>s</w:t>
+      </w:r>
+      <w:r>
+        <w:rPr>
+          <w:rFonts w:eastAsia="Montserrat" w:cs="Montserrat" w:ascii="Montserrat" w:hAnsi="Montserrat"/>
+        </w:rPr>
+        <w:t xml:space="preserve"> to evaluate solvency of the companies that request credits. </w:t>
       </w:r>
     </w:p>
     <w:p>
@@ -752,6 +764,279 @@
           <w:rFonts w:eastAsia="Montserrat SemiBold" w:cs="Montserrat SemiBold" w:ascii="Montserrat" w:hAnsi="Montserrat"/>
         </w:rPr>
         <w:t>Can we use past financial data to predict if a company may go bankrupt next year and help banks make better decisions?</w:t>
+      </w:r>
+    </w:p>
+    <w:p>
+      <w:pPr>
+        <w:pStyle w:val="normal1"/>
+        <w:rPr>
+          <w:rFonts w:ascii="Montserrat" w:hAnsi="Montserrat" w:eastAsia="Montserrat SemiBold" w:cs="Montserrat SemiBold"/>
+        </w:rPr>
+      </w:pPr>
+      <w:r>
+        <w:rPr>
+          <w:rFonts w:eastAsia="Montserrat SemiBold" w:cs="Montserrat SemiBold" w:ascii="Montserrat" w:hAnsi="Montserrat"/>
+        </w:rPr>
+      </w:r>
+    </w:p>
+    <w:p>
+      <w:pPr>
+        <w:pStyle w:val="normal1"/>
+        <w:rPr>
+          <w:rFonts w:ascii="Montserrat" w:hAnsi="Montserrat" w:eastAsia="Montserrat SemiBold" w:cs="Montserrat SemiBold"/>
+          <w:b/>
+          <w:bCs/>
+        </w:rPr>
+      </w:pPr>
+      <w:r>
+        <w:rPr>
+          <w:rFonts w:eastAsia="Montserrat SemiBold" w:cs="Montserrat SemiBold" w:ascii="Montserrat" w:hAnsi="Montserrat"/>
+          <w:b/>
+          <w:bCs/>
+        </w:rPr>
+        <w:t>Objective:</w:t>
+        <w:br/>
+        <w:br/>
+      </w:r>
+      <w:r>
+        <w:rPr>
+          <w:rFonts w:eastAsia="Montserrat SemiBold" w:cs="Montserrat SemiBold" w:ascii="Montserrat" w:hAnsi="Montserrat"/>
+          <w:b w:val="false"/>
+          <w:bCs w:val="false"/>
+        </w:rPr>
+        <w:t xml:space="preserve">The goal of this project is to </w:t>
+      </w:r>
+      <w:r>
+        <w:rPr>
+          <w:rFonts w:eastAsia="Montserrat SemiBold" w:cs="Montserrat SemiBold" w:ascii="Montserrat" w:hAnsi="Montserrat"/>
+          <w:b w:val="false"/>
+          <w:bCs w:val="false"/>
+        </w:rPr>
+        <w:t>determinate</w:t>
+      </w:r>
+      <w:r>
+        <w:rPr>
+          <w:rFonts w:eastAsia="Montserrat SemiBold" w:cs="Montserrat SemiBold" w:ascii="Montserrat" w:hAnsi="Montserrat"/>
+          <w:b w:val="false"/>
+          <w:bCs w:val="false"/>
+        </w:rPr>
+        <w:t xml:space="preserve"> if we can use </w:t>
+      </w:r>
+      <w:r>
+        <w:rPr>
+          <w:rFonts w:eastAsia="Montserrat SemiBold" w:cs="Montserrat SemiBold" w:ascii="Montserrat" w:hAnsi="Montserrat"/>
+          <w:b w:val="false"/>
+          <w:bCs w:val="false"/>
+        </w:rPr>
+        <w:t xml:space="preserve">the </w:t>
+      </w:r>
+      <w:r>
+        <w:rPr>
+          <w:rFonts w:eastAsia="Montserrat SemiBold" w:cs="Montserrat SemiBold" w:ascii="Montserrat" w:hAnsi="Montserrat"/>
+          <w:b w:val="false"/>
+          <w:bCs w:val="false"/>
+        </w:rPr>
+        <w:t xml:space="preserve">financial data to find companies that may go bankrupt. This help banks understand risk and </w:t>
+      </w:r>
+      <w:r>
+        <w:rPr>
+          <w:rFonts w:eastAsia="Montserrat SemiBold" w:cs="Montserrat SemiBold" w:ascii="Montserrat" w:hAnsi="Montserrat"/>
+          <w:b w:val="false"/>
+          <w:bCs w:val="false"/>
+        </w:rPr>
+        <w:t xml:space="preserve">to improve decisions. </w:t>
+      </w:r>
+    </w:p>
+    <w:p>
+      <w:pPr>
+        <w:pStyle w:val="normal1"/>
+        <w:rPr>
+          <w:rFonts w:ascii="Montserrat" w:hAnsi="Montserrat" w:eastAsia="Montserrat SemiBold" w:cs="Montserrat SemiBold"/>
+          <w:b w:val="false"/>
+          <w:bCs w:val="false"/>
+        </w:rPr>
+      </w:pPr>
+      <w:r>
+        <w:rPr>
+          <w:rFonts w:eastAsia="Montserrat SemiBold" w:cs="Montserrat SemiBold" w:ascii="Montserrat" w:hAnsi="Montserrat"/>
+          <w:b w:val="false"/>
+          <w:bCs w:val="false"/>
+        </w:rPr>
+      </w:r>
+    </w:p>
+    <w:p>
+      <w:pPr>
+        <w:pStyle w:val="normal1"/>
+        <w:rPr>
+          <w:rFonts w:ascii="Montserrat" w:hAnsi="Montserrat" w:eastAsia="Montserrat SemiBold" w:cs="Montserrat SemiBold"/>
+          <w:b w:val="false"/>
+          <w:bCs w:val="false"/>
+        </w:rPr>
+      </w:pPr>
+      <w:r>
+        <w:rPr>
+          <w:rFonts w:eastAsia="Montserrat SemiBold" w:cs="Montserrat SemiBold" w:ascii="Montserrat" w:hAnsi="Montserrat"/>
+          <w:b w:val="false"/>
+          <w:bCs w:val="false"/>
+        </w:rPr>
+        <w:t xml:space="preserve">We will start looking at the data to see what financial problems the companies had before going bankrupt. The data will need some cleaning and we </w:t>
+      </w:r>
+      <w:r>
+        <w:rPr>
+          <w:rFonts w:eastAsia="Montserrat SemiBold" w:cs="Montserrat SemiBold" w:ascii="Montserrat" w:hAnsi="Montserrat"/>
+          <w:b w:val="false"/>
+          <w:bCs w:val="false"/>
+        </w:rPr>
+        <w:t>will probably</w:t>
+      </w:r>
+      <w:r>
+        <w:rPr>
+          <w:rFonts w:eastAsia="Montserrat SemiBold" w:cs="Montserrat SemiBold" w:ascii="Montserrat" w:hAnsi="Montserrat"/>
+          <w:b w:val="false"/>
+          <w:bCs w:val="false"/>
+        </w:rPr>
+        <w:t xml:space="preserve"> create new financial numbers (like ratios) to help us understand it better.</w:t>
+      </w:r>
+    </w:p>
+    <w:p>
+      <w:pPr>
+        <w:pStyle w:val="normal1"/>
+        <w:rPr>
+          <w:rFonts w:ascii="Montserrat" w:hAnsi="Montserrat" w:eastAsia="Montserrat SemiBold" w:cs="Montserrat SemiBold"/>
+          <w:b w:val="false"/>
+          <w:bCs w:val="false"/>
+        </w:rPr>
+      </w:pPr>
+      <w:r>
+        <w:rPr>
+          <w:rFonts w:eastAsia="Montserrat SemiBold" w:cs="Montserrat SemiBold" w:ascii="Montserrat" w:hAnsi="Montserrat"/>
+          <w:b w:val="false"/>
+          <w:bCs w:val="false"/>
+        </w:rPr>
+        <w:t>After that, we will use two Machine Learning models, Logistic Regression and Random Forest. We will compare the results with a simple model to see which one works better.</w:t>
+      </w:r>
+    </w:p>
+    <w:p>
+      <w:pPr>
+        <w:pStyle w:val="normal1"/>
+        <w:rPr>
+          <w:rFonts w:ascii="Montserrat" w:hAnsi="Montserrat" w:eastAsia="Montserrat SemiBold" w:cs="Montserrat SemiBold"/>
+          <w:b w:val="false"/>
+          <w:bCs w:val="false"/>
+        </w:rPr>
+      </w:pPr>
+      <w:r>
+        <w:rPr>
+          <w:rFonts w:eastAsia="Montserrat SemiBold" w:cs="Montserrat SemiBold" w:ascii="Montserrat" w:hAnsi="Montserrat"/>
+          <w:b w:val="false"/>
+          <w:bCs w:val="false"/>
+        </w:rPr>
+      </w:r>
+    </w:p>
+    <w:p>
+      <w:pPr>
+        <w:pStyle w:val="normal1"/>
+        <w:rPr>
+          <w:rFonts w:ascii="Montserrat" w:hAnsi="Montserrat" w:eastAsia="Montserrat SemiBold" w:cs="Montserrat SemiBold"/>
+          <w:b w:val="false"/>
+          <w:bCs w:val="false"/>
+        </w:rPr>
+      </w:pPr>
+      <w:r>
+        <w:rPr>
+          <w:rFonts w:eastAsia="Montserrat SemiBold" w:cs="Montserrat SemiBold" w:ascii="Montserrat" w:hAnsi="Montserrat"/>
+          <w:b w:val="false"/>
+          <w:bCs w:val="false"/>
+        </w:rPr>
+        <w:t xml:space="preserve">We also need to test this models with data from different years. This will help us to understand how good their predictions are, especially because most companies do not go bankrupt. </w:t>
+      </w:r>
+    </w:p>
+    <w:p>
+      <w:pPr>
+        <w:pStyle w:val="normal1"/>
+        <w:rPr>
+          <w:rFonts w:ascii="Montserrat" w:hAnsi="Montserrat" w:eastAsia="Montserrat SemiBold" w:cs="Montserrat SemiBold"/>
+          <w:b w:val="false"/>
+          <w:bCs w:val="false"/>
+        </w:rPr>
+      </w:pPr>
+      <w:r>
+        <w:rPr>
+          <w:rFonts w:eastAsia="Montserrat SemiBold" w:cs="Montserrat SemiBold" w:ascii="Montserrat" w:hAnsi="Montserrat"/>
+          <w:b w:val="false"/>
+          <w:bCs w:val="false"/>
+        </w:rPr>
+        <w:t>We will look at the mistakes too, as predicting that a healthy company will go bankrupt can also be a problem.</w:t>
+      </w:r>
+    </w:p>
+    <w:p>
+      <w:pPr>
+        <w:pStyle w:val="normal1"/>
+        <w:rPr>
+          <w:rFonts w:ascii="Montserrat" w:hAnsi="Montserrat" w:eastAsia="Montserrat SemiBold" w:cs="Montserrat SemiBold"/>
+          <w:b w:val="false"/>
+          <w:bCs w:val="false"/>
+        </w:rPr>
+      </w:pPr>
+      <w:r>
+        <w:rPr>
+          <w:rFonts w:eastAsia="Montserrat SemiBold" w:cs="Montserrat SemiBold" w:ascii="Montserrat" w:hAnsi="Montserrat"/>
+          <w:b w:val="false"/>
+          <w:bCs w:val="false"/>
+        </w:rPr>
+      </w:r>
+    </w:p>
+    <w:p>
+      <w:pPr>
+        <w:pStyle w:val="normal1"/>
+        <w:rPr>
+          <w:rFonts w:ascii="Montserrat" w:hAnsi="Montserrat" w:eastAsia="Montserrat SemiBold" w:cs="Montserrat SemiBold"/>
+          <w:b w:val="false"/>
+          <w:bCs w:val="false"/>
+        </w:rPr>
+      </w:pPr>
+      <w:r>
+        <w:rPr>
+          <w:rFonts w:eastAsia="Montserrat SemiBold" w:cs="Montserrat SemiBold" w:ascii="Montserrat" w:hAnsi="Montserrat"/>
+          <w:b w:val="false"/>
+          <w:bCs w:val="false"/>
+        </w:rPr>
+        <w:t>At the end, we want to understand if these models can really help banks. We will explain the results, the problems with the models, and why people should still check the information before making decisions.</w:t>
+      </w:r>
+    </w:p>
+    <w:p>
+      <w:pPr>
+        <w:pStyle w:val="normal1"/>
+        <w:rPr>
+          <w:rFonts w:ascii="Montserrat" w:hAnsi="Montserrat" w:eastAsia="Montserrat SemiBold" w:cs="Montserrat SemiBold"/>
+          <w:b w:val="false"/>
+          <w:bCs w:val="false"/>
+        </w:rPr>
+      </w:pPr>
+      <w:r>
+        <w:rPr>
+          <w:rFonts w:eastAsia="Montserrat SemiBold" w:cs="Montserrat SemiBold" w:ascii="Montserrat" w:hAnsi="Montserrat"/>
+          <w:b w:val="false"/>
+          <w:bCs w:val="false"/>
+        </w:rPr>
+      </w:r>
+    </w:p>
+    <w:p>
+      <w:pPr>
+        <w:pStyle w:val="normal1"/>
+        <w:rPr>
+          <w:rFonts w:ascii="Montserrat" w:hAnsi="Montserrat" w:eastAsia="Montserrat SemiBold" w:cs="Montserrat SemiBold"/>
+          <w:b w:val="false"/>
+          <w:bCs w:val="false"/>
+        </w:rPr>
+      </w:pPr>
+      <w:r>
+        <w:rPr>
+          <w:rFonts w:eastAsia="Montserrat SemiBold" w:cs="Montserrat SemiBold" w:ascii="Montserrat" w:hAnsi="Montserrat"/>
+          <w:b w:val="false"/>
+          <w:bCs w:val="false"/>
+        </w:rPr>
+        <w:t xml:space="preserve">The idea is that past financial data can help predict future bankruptcies, and that Machine Learning may work better than a simple method. But we do not know this yet, so the project will help us find out how effective it is. </w:t>
       </w:r>
     </w:p>
     <w:sectPr>

--- a/Corporate Bankruptcy Prediction.docx
+++ b/Corporate Bankruptcy Prediction.docx
@@ -1037,6 +1037,772 @@
           <w:bCs w:val="false"/>
         </w:rPr>
         <w:t xml:space="preserve">The idea is that past financial data can help predict future bankruptcies, and that Machine Learning may work better than a simple method. But we do not know this yet, so the project will help us find out how effective it is. </w:t>
+      </w:r>
+    </w:p>
+    <w:p>
+      <w:pPr>
+        <w:pStyle w:val="normal1"/>
+        <w:rPr>
+          <w:rFonts w:ascii="Montserrat" w:hAnsi="Montserrat" w:eastAsia="Montserrat SemiBold" w:cs="Montserrat SemiBold"/>
+          <w:b w:val="false"/>
+          <w:bCs w:val="false"/>
+        </w:rPr>
+      </w:pPr>
+      <w:r>
+        <w:rPr>
+          <w:rFonts w:eastAsia="Montserrat SemiBold" w:cs="Montserrat SemiBold" w:ascii="Montserrat" w:hAnsi="Montserrat"/>
+          <w:b w:val="false"/>
+          <w:bCs w:val="false"/>
+        </w:rPr>
+      </w:r>
+    </w:p>
+    <w:p>
+      <w:pPr>
+        <w:pStyle w:val="normal1"/>
+        <w:rPr>
+          <w:rFonts w:ascii="Montserrat" w:hAnsi="Montserrat" w:eastAsia="Montserrat SemiBold" w:cs="Montserrat SemiBold"/>
+          <w:b w:val="false"/>
+          <w:bCs w:val="false"/>
+        </w:rPr>
+      </w:pPr>
+      <w:r>
+        <w:rPr>
+          <w:rFonts w:eastAsia="Montserrat SemiBold" w:cs="Montserrat SemiBold" w:ascii="Montserrat" w:hAnsi="Montserrat"/>
+          <w:b w:val="false"/>
+          <w:bCs w:val="false"/>
+        </w:rPr>
+      </w:r>
+    </w:p>
+    <w:p>
+      <w:pPr>
+        <w:pStyle w:val="normal1"/>
+        <w:jc w:val="center"/>
+        <w:rPr>
+          <w:rFonts w:ascii="Montserrat" w:hAnsi="Montserrat" w:eastAsia="Montserrat SemiBold" w:cs="Montserrat SemiBold"/>
+          <w:b/>
+          <w:bCs/>
+        </w:rPr>
+      </w:pPr>
+      <w:r>
+        <w:rPr>
+          <w:rFonts w:eastAsia="Montserrat SemiBold" w:cs="Montserrat SemiBold" w:ascii="Montserrat" w:hAnsi="Montserrat"/>
+          <w:b/>
+          <w:bCs/>
+        </w:rPr>
+        <w:t>Scope</w:t>
+      </w:r>
+    </w:p>
+    <w:p>
+      <w:pPr>
+        <w:pStyle w:val="normal1"/>
+        <w:jc w:val="center"/>
+        <w:rPr>
+          <w:rFonts w:ascii="Montserrat" w:hAnsi="Montserrat" w:eastAsia="Montserrat SemiBold" w:cs="Montserrat SemiBold"/>
+          <w:b w:val="false"/>
+          <w:bCs w:val="false"/>
+        </w:rPr>
+      </w:pPr>
+      <w:r>
+        <w:rPr>
+          <w:rFonts w:eastAsia="Montserrat SemiBold" w:cs="Montserrat SemiBold" w:ascii="Montserrat" w:hAnsi="Montserrat"/>
+          <w:b w:val="false"/>
+          <w:bCs w:val="false"/>
+        </w:rPr>
+      </w:r>
+    </w:p>
+    <w:p>
+      <w:pPr>
+        <w:pStyle w:val="normal1"/>
+        <w:jc w:val="start"/>
+        <w:rPr>
+          <w:rFonts w:ascii="Montserrat" w:hAnsi="Montserrat" w:eastAsia="Montserrat SemiBold" w:cs="Montserrat SemiBold"/>
+          <w:b w:val="false"/>
+          <w:bCs w:val="false"/>
+        </w:rPr>
+      </w:pPr>
+      <w:r>
+        <w:rPr>
+          <w:rFonts w:eastAsia="Montserrat SemiBold" w:cs="Montserrat SemiBold" w:ascii="Montserrat" w:hAnsi="Montserrat"/>
+          <w:b w:val="false"/>
+          <w:bCs w:val="false"/>
+        </w:rPr>
+      </w:r>
+    </w:p>
+    <w:p>
+      <w:pPr>
+        <w:pStyle w:val="normal1"/>
+        <w:jc w:val="start"/>
+        <w:rPr>
+          <w:rFonts w:ascii="Montserrat" w:hAnsi="Montserrat" w:eastAsia="Montserrat SemiBold" w:cs="Montserrat SemiBold"/>
+          <w:b w:val="false"/>
+          <w:bCs w:val="false"/>
+        </w:rPr>
+      </w:pPr>
+      <w:r>
+        <w:rPr>
+          <w:rFonts w:eastAsia="Montserrat SemiBold" w:cs="Montserrat SemiBold" w:ascii="Montserrat" w:hAnsi="Montserrat"/>
+          <w:b w:val="false"/>
+          <w:bCs w:val="false"/>
+        </w:rPr>
+        <w:t>For this project I will use financial data from American companies listed on NYSE and NASDAQ, from 1999 to 2018. I want to see if this information can help predict when a company may go bankrupt in the next year.</w:t>
+      </w:r>
+    </w:p>
+    <w:p>
+      <w:pPr>
+        <w:pStyle w:val="normal1"/>
+        <w:jc w:val="start"/>
+        <w:rPr>
+          <w:rFonts w:ascii="Montserrat" w:hAnsi="Montserrat" w:eastAsia="Montserrat SemiBold" w:cs="Montserrat SemiBold"/>
+          <w:b w:val="false"/>
+          <w:bCs w:val="false"/>
+        </w:rPr>
+      </w:pPr>
+      <w:r>
+        <w:rPr>
+          <w:rFonts w:eastAsia="Montserrat SemiBold" w:cs="Montserrat SemiBold" w:ascii="Montserrat" w:hAnsi="Montserrat"/>
+          <w:b w:val="false"/>
+          <w:bCs w:val="false"/>
+        </w:rPr>
+      </w:r>
+    </w:p>
+    <w:p>
+      <w:pPr>
+        <w:pStyle w:val="normal1"/>
+        <w:jc w:val="start"/>
+        <w:rPr>
+          <w:rFonts w:ascii="Montserrat" w:hAnsi="Montserrat" w:eastAsia="Montserrat SemiBold" w:cs="Montserrat SemiBold"/>
+          <w:b w:val="false"/>
+          <w:bCs w:val="false"/>
+        </w:rPr>
+      </w:pPr>
+      <w:r>
+        <w:rPr>
+          <w:rFonts w:eastAsia="Montserrat SemiBold" w:cs="Montserrat SemiBold" w:ascii="Montserrat" w:hAnsi="Montserrat"/>
+          <w:b w:val="false"/>
+          <w:bCs w:val="false"/>
+        </w:rPr>
+        <w:t>I will look at the data and try to find useful information about the companies. Some data may need to be cleaned, and I may calculate some financial ratios. I will use Machine Learning models then and test how good they are for find companies with financial problems.</w:t>
+      </w:r>
+    </w:p>
+    <w:p>
+      <w:pPr>
+        <w:pStyle w:val="normal1"/>
+        <w:jc w:val="start"/>
+        <w:rPr>
+          <w:rFonts w:ascii="Montserrat" w:hAnsi="Montserrat" w:eastAsia="Montserrat SemiBold" w:cs="Montserrat SemiBold"/>
+          <w:b w:val="false"/>
+          <w:bCs w:val="false"/>
+        </w:rPr>
+      </w:pPr>
+      <w:r>
+        <w:rPr>
+          <w:rFonts w:eastAsia="Montserrat SemiBold" w:cs="Montserrat SemiBold" w:ascii="Montserrat" w:hAnsi="Montserrat"/>
+          <w:b w:val="false"/>
+          <w:bCs w:val="false"/>
+        </w:rPr>
+      </w:r>
+    </w:p>
+    <w:p>
+      <w:pPr>
+        <w:pStyle w:val="normal1"/>
+        <w:jc w:val="start"/>
+        <w:rPr>
+          <w:rFonts w:ascii="Montserrat" w:hAnsi="Montserrat" w:eastAsia="Montserrat SemiBold" w:cs="Montserrat SemiBold"/>
+          <w:b w:val="false"/>
+          <w:bCs w:val="false"/>
+        </w:rPr>
+      </w:pPr>
+      <w:r>
+        <w:rPr>
+          <w:rFonts w:eastAsia="Montserrat SemiBold" w:cs="Montserrat SemiBold" w:ascii="Montserrat" w:hAnsi="Montserrat"/>
+          <w:b w:val="false"/>
+          <w:bCs w:val="false"/>
+        </w:rPr>
+        <w:t>I would also like to make a small dashboard if I have enough time. This could be useful to show the results and how a bank analyst can use them.</w:t>
+      </w:r>
+    </w:p>
+    <w:p>
+      <w:pPr>
+        <w:pStyle w:val="normal1"/>
+        <w:jc w:val="start"/>
+        <w:rPr>
+          <w:rFonts w:ascii="Montserrat" w:hAnsi="Montserrat" w:eastAsia="Montserrat SemiBold" w:cs="Montserrat SemiBold"/>
+          <w:b w:val="false"/>
+          <w:bCs w:val="false"/>
+        </w:rPr>
+      </w:pPr>
+      <w:r>
+        <w:rPr>
+          <w:rFonts w:eastAsia="Montserrat SemiBold" w:cs="Montserrat SemiBold" w:ascii="Montserrat" w:hAnsi="Montserrat"/>
+          <w:b w:val="false"/>
+          <w:bCs w:val="false"/>
+        </w:rPr>
+        <w:t>The project is only about companies, not personal loans or personal credit risk. I will not use private information from banks, and the system will not decide if a company should get a loan or not. It is also not a real system that a bank can use now.</w:t>
+      </w:r>
+    </w:p>
+    <w:p>
+      <w:pPr>
+        <w:pStyle w:val="normal1"/>
+        <w:jc w:val="start"/>
+        <w:rPr>
+          <w:rFonts w:ascii="Montserrat" w:hAnsi="Montserrat" w:eastAsia="Montserrat SemiBold" w:cs="Montserrat SemiBold"/>
+          <w:b w:val="false"/>
+          <w:bCs w:val="false"/>
+        </w:rPr>
+      </w:pPr>
+      <w:r>
+        <w:rPr>
+          <w:rFonts w:eastAsia="Montserrat SemiBold" w:cs="Montserrat SemiBold" w:ascii="Montserrat" w:hAnsi="Montserrat"/>
+          <w:b w:val="false"/>
+          <w:bCs w:val="false"/>
+        </w:rPr>
+      </w:r>
+    </w:p>
+    <w:p>
+      <w:pPr>
+        <w:pStyle w:val="normal1"/>
+        <w:jc w:val="start"/>
+        <w:rPr>
+          <w:rFonts w:ascii="Montserrat" w:hAnsi="Montserrat" w:eastAsia="Montserrat SemiBold" w:cs="Montserrat SemiBold"/>
+          <w:b w:val="false"/>
+          <w:bCs w:val="false"/>
+        </w:rPr>
+      </w:pPr>
+      <w:r>
+        <w:rPr>
+          <w:rFonts w:eastAsia="Montserrat SemiBold" w:cs="Montserrat SemiBold" w:ascii="Montserrat" w:hAnsi="Montserrat"/>
+          <w:b w:val="false"/>
+          <w:bCs w:val="false"/>
+        </w:rPr>
+        <w:t>One possible problem is that the data is old and only from the US. So maybe the results will be different for companies in Ireland today. Also, not all companies works in the same way and sometimes financial information is missing.</w:t>
+      </w:r>
+    </w:p>
+    <w:p>
+      <w:pPr>
+        <w:pStyle w:val="normal1"/>
+        <w:jc w:val="start"/>
+        <w:rPr>
+          <w:rFonts w:ascii="Montserrat" w:hAnsi="Montserrat" w:eastAsia="Montserrat SemiBold" w:cs="Montserrat SemiBold"/>
+          <w:b w:val="false"/>
+          <w:bCs w:val="false"/>
+        </w:rPr>
+      </w:pPr>
+      <w:r>
+        <w:rPr>
+          <w:rFonts w:eastAsia="Montserrat SemiBold" w:cs="Montserrat SemiBold" w:ascii="Montserrat" w:hAnsi="Montserrat"/>
+          <w:b w:val="false"/>
+          <w:bCs w:val="false"/>
+        </w:rPr>
+      </w:r>
+    </w:p>
+    <w:p>
+      <w:pPr>
+        <w:pStyle w:val="normal1"/>
+        <w:jc w:val="start"/>
+        <w:rPr>
+          <w:rFonts w:ascii="Montserrat" w:hAnsi="Montserrat" w:eastAsia="Montserrat SemiBold" w:cs="Montserrat SemiBold"/>
+          <w:b w:val="false"/>
+          <w:bCs w:val="false"/>
+        </w:rPr>
+      </w:pPr>
+      <w:r>
+        <w:rPr>
+          <w:rFonts w:eastAsia="Montserrat SemiBold" w:cs="Montserrat SemiBold" w:ascii="Montserrat" w:hAnsi="Montserrat"/>
+          <w:b w:val="false"/>
+          <w:bCs w:val="false"/>
+        </w:rPr>
+        <w:t>For now, I just want to see if this idea can work. A bank would need to do more tests before using something like this in real life.</w:t>
+      </w:r>
+    </w:p>
+    <w:p>
+      <w:pPr>
+        <w:pStyle w:val="normal1"/>
+        <w:jc w:val="start"/>
+        <w:rPr>
+          <w:rFonts w:ascii="Montserrat" w:hAnsi="Montserrat" w:eastAsia="Montserrat SemiBold" w:cs="Montserrat SemiBold"/>
+          <w:b w:val="false"/>
+          <w:bCs w:val="false"/>
+        </w:rPr>
+      </w:pPr>
+      <w:r>
+        <w:rPr>
+          <w:rFonts w:eastAsia="Montserrat SemiBold" w:cs="Montserrat SemiBold" w:ascii="Montserrat" w:hAnsi="Montserrat"/>
+          <w:b w:val="false"/>
+          <w:bCs w:val="false"/>
+        </w:rPr>
+      </w:r>
+    </w:p>
+    <w:p>
+      <w:pPr>
+        <w:pStyle w:val="normal1"/>
+        <w:jc w:val="start"/>
+        <w:rPr>
+          <w:rFonts w:ascii="Montserrat" w:hAnsi="Montserrat" w:eastAsia="Montserrat SemiBold" w:cs="Montserrat SemiBold"/>
+          <w:b w:val="false"/>
+          <w:bCs w:val="false"/>
+        </w:rPr>
+      </w:pPr>
+      <w:r>
+        <w:rPr>
+          <w:rFonts w:eastAsia="Montserrat SemiBold" w:cs="Montserrat SemiBold" w:ascii="Montserrat" w:hAnsi="Montserrat"/>
+          <w:b w:val="false"/>
+          <w:bCs w:val="false"/>
+        </w:rPr>
+      </w:r>
+    </w:p>
+    <w:p>
+      <w:pPr>
+        <w:pStyle w:val="normal1"/>
+        <w:jc w:val="start"/>
+        <w:rPr>
+          <w:rFonts w:ascii="Montserrat" w:hAnsi="Montserrat" w:eastAsia="Montserrat SemiBold" w:cs="Montserrat SemiBold"/>
+          <w:b w:val="false"/>
+          <w:bCs w:val="false"/>
+        </w:rPr>
+      </w:pPr>
+      <w:r>
+        <w:rPr>
+          <w:rFonts w:eastAsia="Montserrat SemiBold" w:cs="Montserrat SemiBold" w:ascii="Montserrat" w:hAnsi="Montserrat"/>
+          <w:b w:val="false"/>
+          <w:bCs w:val="false"/>
+        </w:rPr>
+      </w:r>
+    </w:p>
+    <w:p>
+      <w:pPr>
+        <w:pStyle w:val="normal1"/>
+        <w:jc w:val="start"/>
+        <w:rPr>
+          <w:rFonts w:ascii="Montserrat" w:hAnsi="Montserrat" w:eastAsia="Montserrat SemiBold" w:cs="Montserrat SemiBold"/>
+          <w:b w:val="false"/>
+          <w:bCs w:val="false"/>
+        </w:rPr>
+      </w:pPr>
+      <w:r>
+        <w:rPr>
+          <w:rFonts w:eastAsia="Montserrat SemiBold" w:cs="Montserrat SemiBold" w:ascii="Montserrat" w:hAnsi="Montserrat"/>
+          <w:b w:val="false"/>
+          <w:bCs w:val="false"/>
+        </w:rPr>
+      </w:r>
+    </w:p>
+    <w:p>
+      <w:pPr>
+        <w:pStyle w:val="normal1"/>
+        <w:jc w:val="center"/>
+        <w:rPr>
+          <w:rFonts w:ascii="Montserrat" w:hAnsi="Montserrat" w:eastAsia="Montserrat SemiBold" w:cs="Montserrat SemiBold"/>
+          <w:b/>
+          <w:bCs/>
+        </w:rPr>
+      </w:pPr>
+      <w:r>
+        <w:rPr>
+          <w:rFonts w:eastAsia="Montserrat SemiBold" w:cs="Montserrat SemiBold" w:ascii="Montserrat" w:hAnsi="Montserrat"/>
+          <w:b/>
+          <w:bCs/>
+        </w:rPr>
+        <w:t>Methodology</w:t>
+      </w:r>
+    </w:p>
+    <w:p>
+      <w:pPr>
+        <w:pStyle w:val="normal1"/>
+        <w:jc w:val="start"/>
+        <w:rPr>
+          <w:rFonts w:ascii="Montserrat" w:hAnsi="Montserrat" w:eastAsia="Montserrat SemiBold" w:cs="Montserrat SemiBold"/>
+          <w:b w:val="false"/>
+          <w:bCs w:val="false"/>
+        </w:rPr>
+      </w:pPr>
+      <w:r>
+        <w:rPr>
+          <w:rFonts w:eastAsia="Montserrat SemiBold" w:cs="Montserrat SemiBold" w:ascii="Montserrat" w:hAnsi="Montserrat"/>
+          <w:b w:val="false"/>
+          <w:bCs w:val="false"/>
+        </w:rPr>
+      </w:r>
+    </w:p>
+    <w:p>
+      <w:pPr>
+        <w:pStyle w:val="normal1"/>
+        <w:jc w:val="start"/>
+        <w:rPr>
+          <w:rFonts w:ascii="Montserrat" w:hAnsi="Montserrat" w:eastAsia="Montserrat SemiBold" w:cs="Montserrat SemiBold"/>
+          <w:b w:val="false"/>
+          <w:bCs w:val="false"/>
+        </w:rPr>
+      </w:pPr>
+      <w:r>
+        <w:rPr>
+          <w:rFonts w:eastAsia="Montserrat SemiBold" w:cs="Montserrat SemiBold" w:ascii="Montserrat" w:hAnsi="Montserrat"/>
+          <w:b w:val="false"/>
+          <w:bCs w:val="false"/>
+        </w:rPr>
+        <w:t>For this project I will follow the data science life cycle that we studied in classes. Discovery, data preparation, model planning, model building, communicate results and operationalize. It is a good way to organise the project and summarize the data with the problem I want to study.</w:t>
+      </w:r>
+    </w:p>
+    <w:p>
+      <w:pPr>
+        <w:pStyle w:val="normal1"/>
+        <w:jc w:val="start"/>
+        <w:rPr>
+          <w:rFonts w:ascii="Montserrat" w:hAnsi="Montserrat" w:eastAsia="Montserrat SemiBold" w:cs="Montserrat SemiBold"/>
+          <w:b w:val="false"/>
+          <w:bCs w:val="false"/>
+        </w:rPr>
+      </w:pPr>
+      <w:r>
+        <w:rPr>
+          <w:rFonts w:eastAsia="Montserrat SemiBold" w:cs="Montserrat SemiBold" w:ascii="Montserrat" w:hAnsi="Montserrat"/>
+          <w:b w:val="false"/>
+          <w:bCs w:val="false"/>
+        </w:rPr>
+      </w:r>
+    </w:p>
+    <w:p>
+      <w:pPr>
+        <w:pStyle w:val="normal1"/>
+        <w:jc w:val="start"/>
+        <w:rPr>
+          <w:rFonts w:ascii="Montserrat" w:hAnsi="Montserrat" w:eastAsia="Montserrat SemiBold" w:cs="Montserrat SemiBold"/>
+          <w:b w:val="false"/>
+          <w:bCs w:val="false"/>
+        </w:rPr>
+      </w:pPr>
+      <w:r>
+        <w:rPr>
+          <w:rFonts w:eastAsia="Montserrat SemiBold" w:cs="Montserrat SemiBold" w:ascii="Montserrat" w:hAnsi="Montserrat"/>
+          <w:b w:val="false"/>
+          <w:bCs w:val="false"/>
+        </w:rPr>
+        <w:t>I will start with Discovery, where I need to understand the problem, what I want to find and how the results can help banks. I will also read some studies about bankruptcy prediction to see what other people have done before, and what problems they found.</w:t>
+      </w:r>
+    </w:p>
+    <w:p>
+      <w:pPr>
+        <w:pStyle w:val="normal1"/>
+        <w:jc w:val="start"/>
+        <w:rPr>
+          <w:rFonts w:ascii="Montserrat" w:hAnsi="Montserrat" w:eastAsia="Montserrat SemiBold" w:cs="Montserrat SemiBold"/>
+          <w:b w:val="false"/>
+          <w:bCs w:val="false"/>
+        </w:rPr>
+      </w:pPr>
+      <w:r>
+        <w:rPr>
+          <w:rFonts w:eastAsia="Montserrat SemiBold" w:cs="Montserrat SemiBold" w:ascii="Montserrat" w:hAnsi="Montserrat"/>
+          <w:b w:val="false"/>
+          <w:bCs w:val="false"/>
+        </w:rPr>
+      </w:r>
+    </w:p>
+    <w:p>
+      <w:pPr>
+        <w:pStyle w:val="normal1"/>
+        <w:jc w:val="start"/>
+        <w:rPr>
+          <w:rFonts w:ascii="Montserrat" w:hAnsi="Montserrat" w:eastAsia="Montserrat SemiBold" w:cs="Montserrat SemiBold"/>
+          <w:b w:val="false"/>
+          <w:bCs w:val="false"/>
+        </w:rPr>
+      </w:pPr>
+      <w:r>
+        <w:rPr>
+          <w:rFonts w:eastAsia="Montserrat SemiBold" w:cs="Montserrat SemiBold" w:ascii="Montserrat" w:hAnsi="Montserrat"/>
+          <w:b w:val="false"/>
+          <w:bCs w:val="false"/>
+        </w:rPr>
+        <w:t>Then I will prepare the dataset. Check for any missing information, duplicated data or something incorrect. Another important thing is to see how many companies went bankrupt and how many did not. I may also calculate some financial ratios to help understand the situation of each company. I will be careful to only use information that was available before they went on bankruptcy.</w:t>
+      </w:r>
+    </w:p>
+    <w:p>
+      <w:pPr>
+        <w:pStyle w:val="normal1"/>
+        <w:jc w:val="start"/>
+        <w:rPr>
+          <w:rFonts w:ascii="Montserrat" w:hAnsi="Montserrat" w:eastAsia="Montserrat SemiBold" w:cs="Montserrat SemiBold"/>
+          <w:b w:val="false"/>
+          <w:bCs w:val="false"/>
+        </w:rPr>
+      </w:pPr>
+      <w:r>
+        <w:rPr>
+          <w:rFonts w:eastAsia="Montserrat SemiBold" w:cs="Montserrat SemiBold" w:ascii="Montserrat" w:hAnsi="Montserrat"/>
+          <w:b w:val="false"/>
+          <w:bCs w:val="false"/>
+        </w:rPr>
+      </w:r>
+    </w:p>
+    <w:p>
+      <w:pPr>
+        <w:pStyle w:val="normal1"/>
+        <w:jc w:val="start"/>
+        <w:rPr>
+          <w:rFonts w:ascii="Montserrat" w:hAnsi="Montserrat" w:eastAsia="Montserrat SemiBold" w:cs="Montserrat SemiBold"/>
+          <w:b w:val="false"/>
+          <w:bCs w:val="false"/>
+        </w:rPr>
+      </w:pPr>
+      <w:r>
+        <w:rPr>
+          <w:rFonts w:eastAsia="Montserrat SemiBold" w:cs="Montserrat SemiBold" w:ascii="Montserrat" w:hAnsi="Montserrat"/>
+          <w:b w:val="false"/>
+          <w:bCs w:val="false"/>
+        </w:rPr>
+        <w:t>For the models, I plan to use logistic regression and random forest. The logistic regression is simpler and easier to explain, while the random forest can find more complex patterns. I will also use a very basic model to compare the results and see if machine learning is really helping.</w:t>
+      </w:r>
+    </w:p>
+    <w:p>
+      <w:pPr>
+        <w:pStyle w:val="normal1"/>
+        <w:jc w:val="start"/>
+        <w:rPr>
+          <w:rFonts w:ascii="Montserrat" w:hAnsi="Montserrat" w:eastAsia="Montserrat SemiBold" w:cs="Montserrat SemiBold"/>
+          <w:b w:val="false"/>
+          <w:bCs w:val="false"/>
+        </w:rPr>
+      </w:pPr>
+      <w:r>
+        <w:rPr>
+          <w:rFonts w:eastAsia="Montserrat SemiBold" w:cs="Montserrat SemiBold" w:ascii="Montserrat" w:hAnsi="Montserrat"/>
+          <w:b w:val="false"/>
+          <w:bCs w:val="false"/>
+        </w:rPr>
+      </w:r>
+    </w:p>
+    <w:p>
+      <w:pPr>
+        <w:pStyle w:val="normal1"/>
+        <w:jc w:val="start"/>
+        <w:rPr>
+          <w:rFonts w:ascii="Montserrat" w:hAnsi="Montserrat" w:eastAsia="Montserrat SemiBold" w:cs="Montserrat SemiBold"/>
+          <w:b w:val="false"/>
+          <w:bCs w:val="false"/>
+        </w:rPr>
+      </w:pPr>
+      <w:r>
+        <w:rPr>
+          <w:rFonts w:eastAsia="Montserrat SemiBold" w:cs="Montserrat SemiBold" w:ascii="Montserrat" w:hAnsi="Montserrat"/>
+          <w:b w:val="false"/>
+          <w:bCs w:val="false"/>
+        </w:rPr>
+        <w:t xml:space="preserve">I will </w:t>
+      </w:r>
+      <w:r>
+        <w:rPr>
+          <w:rFonts w:eastAsia="Montserrat SemiBold" w:cs="Montserrat SemiBold" w:ascii="Montserrat" w:hAnsi="Montserrat"/>
+          <w:b w:val="false"/>
+          <w:bCs w:val="false"/>
+        </w:rPr>
+        <w:t>split</w:t>
+      </w:r>
+      <w:r>
+        <w:rPr>
+          <w:rFonts w:eastAsia="Montserrat SemiBold" w:cs="Montserrat SemiBold" w:ascii="Montserrat" w:hAnsi="Montserrat"/>
+          <w:b w:val="false"/>
+          <w:bCs w:val="false"/>
+        </w:rPr>
+        <w:t xml:space="preserve"> the data by years. The data from 1999 to 2011 will be for training, 2012 to 2014 for validation, and 2015 to 2018 for testing. I want to test the models with information from later years, like in a real situation. Some companies also appear in different years, and I </w:t>
+      </w:r>
+      <w:r>
+        <w:rPr>
+          <w:rFonts w:eastAsia="Montserrat SemiBold" w:cs="Montserrat SemiBold" w:ascii="Montserrat" w:hAnsi="Montserrat"/>
+          <w:b w:val="false"/>
+          <w:bCs w:val="false"/>
+        </w:rPr>
+        <w:t xml:space="preserve">will </w:t>
+      </w:r>
+      <w:r>
+        <w:rPr>
+          <w:rFonts w:eastAsia="Montserrat SemiBold" w:cs="Montserrat SemiBold" w:ascii="Montserrat" w:hAnsi="Montserrat"/>
+          <w:b w:val="false"/>
+          <w:bCs w:val="false"/>
+        </w:rPr>
+        <w:t>consider this.</w:t>
+      </w:r>
+    </w:p>
+    <w:p>
+      <w:pPr>
+        <w:pStyle w:val="normal1"/>
+        <w:jc w:val="start"/>
+        <w:rPr>
+          <w:rFonts w:ascii="Montserrat" w:hAnsi="Montserrat" w:eastAsia="Montserrat SemiBold" w:cs="Montserrat SemiBold"/>
+          <w:b w:val="false"/>
+          <w:bCs w:val="false"/>
+        </w:rPr>
+      </w:pPr>
+      <w:r>
+        <w:rPr>
+          <w:rFonts w:eastAsia="Montserrat SemiBold" w:cs="Montserrat SemiBold" w:ascii="Montserrat" w:hAnsi="Montserrat"/>
+          <w:b w:val="false"/>
+          <w:bCs w:val="false"/>
+        </w:rPr>
+      </w:r>
+    </w:p>
+    <w:p>
+      <w:pPr>
+        <w:pStyle w:val="normal1"/>
+        <w:jc w:val="start"/>
+        <w:rPr>
+          <w:rFonts w:ascii="Montserrat" w:hAnsi="Montserrat" w:eastAsia="Montserrat SemiBold" w:cs="Montserrat SemiBold"/>
+          <w:b w:val="false"/>
+          <w:bCs w:val="false"/>
+        </w:rPr>
+      </w:pPr>
+      <w:r>
+        <w:rPr>
+          <w:rFonts w:eastAsia="Montserrat SemiBold" w:cs="Montserrat SemiBold" w:ascii="Montserrat" w:hAnsi="Montserrat"/>
+          <w:b w:val="false"/>
+          <w:bCs w:val="false"/>
+        </w:rPr>
+        <w:t xml:space="preserve">To check how good the models works, I will use different metrics like Precision, Recall, Confusion Matrix, </w:t>
+      </w:r>
+      <w:r>
+        <w:rPr>
+          <w:rFonts w:eastAsia="Montserrat SemiBold" w:cs="Montserrat SemiBold" w:ascii="Montserrat" w:hAnsi="Montserrat"/>
+          <w:b w:val="false"/>
+          <w:bCs w:val="false"/>
+        </w:rPr>
+        <w:t>etc</w:t>
+      </w:r>
+      <w:r>
+        <w:rPr>
+          <w:rFonts w:eastAsia="Montserrat SemiBold" w:cs="Montserrat SemiBold" w:ascii="Montserrat" w:hAnsi="Montserrat"/>
+          <w:b w:val="false"/>
+          <w:bCs w:val="false"/>
+        </w:rPr>
+        <w:t>. Accuracy alone is not enough because most companies in the dataset do not go bankrupt.</w:t>
+      </w:r>
+    </w:p>
+    <w:p>
+      <w:pPr>
+        <w:pStyle w:val="normal1"/>
+        <w:jc w:val="start"/>
+        <w:rPr>
+          <w:rFonts w:ascii="Montserrat" w:hAnsi="Montserrat" w:eastAsia="Montserrat SemiBold" w:cs="Montserrat SemiBold"/>
+          <w:b w:val="false"/>
+          <w:bCs w:val="false"/>
+        </w:rPr>
+      </w:pPr>
+      <w:r>
+        <w:rPr>
+          <w:rFonts w:eastAsia="Montserrat SemiBold" w:cs="Montserrat SemiBold" w:ascii="Montserrat" w:hAnsi="Montserrat"/>
+          <w:b w:val="false"/>
+          <w:bCs w:val="false"/>
+        </w:rPr>
+      </w:r>
+    </w:p>
+    <w:p>
+      <w:pPr>
+        <w:pStyle w:val="normal1"/>
+        <w:jc w:val="start"/>
+        <w:rPr>
+          <w:rFonts w:ascii="Montserrat" w:hAnsi="Montserrat" w:eastAsia="Montserrat SemiBold" w:cs="Montserrat SemiBold"/>
+          <w:b w:val="false"/>
+          <w:bCs w:val="false"/>
+        </w:rPr>
+      </w:pPr>
+      <w:r>
+        <w:rPr>
+          <w:rFonts w:eastAsia="Montserrat SemiBold" w:cs="Montserrat SemiBold" w:ascii="Montserrat" w:hAnsi="Montserrat"/>
+          <w:b w:val="false"/>
+          <w:bCs w:val="false"/>
+        </w:rPr>
+        <w:t>For example if the model does not find a company that will go bankrupt, this can be a problem for a bank. But if it gives too many false warnings, analysts may lose time checking healthy companies. I want to see if the models can find a good balance between these two problems.</w:t>
+      </w:r>
+    </w:p>
+    <w:p>
+      <w:pPr>
+        <w:pStyle w:val="normal1"/>
+        <w:jc w:val="start"/>
+        <w:rPr>
+          <w:rFonts w:ascii="Montserrat" w:hAnsi="Montserrat" w:eastAsia="Montserrat SemiBold" w:cs="Montserrat SemiBold"/>
+          <w:b w:val="false"/>
+          <w:bCs w:val="false"/>
+        </w:rPr>
+      </w:pPr>
+      <w:r>
+        <w:rPr>
+          <w:rFonts w:eastAsia="Montserrat SemiBold" w:cs="Montserrat SemiBold" w:ascii="Montserrat" w:hAnsi="Montserrat"/>
+          <w:b w:val="false"/>
+          <w:bCs w:val="false"/>
+        </w:rPr>
+        <w:t>I will also look at which financial variables are more important for the predictions. This can help us understand the results, but it does not mean that these variables are the direct cause of bankruptcy.</w:t>
+      </w:r>
+    </w:p>
+    <w:p>
+      <w:pPr>
+        <w:pStyle w:val="normal1"/>
+        <w:jc w:val="start"/>
+        <w:rPr>
+          <w:rFonts w:ascii="Montserrat" w:hAnsi="Montserrat" w:eastAsia="Montserrat SemiBold" w:cs="Montserrat SemiBold"/>
+          <w:b w:val="false"/>
+          <w:bCs w:val="false"/>
+        </w:rPr>
+      </w:pPr>
+      <w:r>
+        <w:rPr>
+          <w:rFonts w:eastAsia="Montserrat SemiBold" w:cs="Montserrat SemiBold" w:ascii="Montserrat" w:hAnsi="Montserrat"/>
+          <w:b w:val="false"/>
+          <w:bCs w:val="false"/>
+        </w:rPr>
+      </w:r>
+    </w:p>
+    <w:p>
+      <w:pPr>
+        <w:pStyle w:val="normal1"/>
+        <w:jc w:val="start"/>
+        <w:rPr>
+          <w:rFonts w:ascii="Montserrat" w:hAnsi="Montserrat" w:eastAsia="Montserrat SemiBold" w:cs="Montserrat SemiBold"/>
+          <w:b w:val="false"/>
+          <w:bCs w:val="false"/>
+        </w:rPr>
+      </w:pPr>
+      <w:r>
+        <w:rPr>
+          <w:rFonts w:eastAsia="Montserrat SemiBold" w:cs="Montserrat SemiBold" w:ascii="Montserrat" w:hAnsi="Montserrat"/>
+          <w:b w:val="false"/>
+          <w:bCs w:val="false"/>
+        </w:rPr>
+        <w:t>At the end, I will show the results using tables and graphs, and explain what they mean for credit risk. If I have enough time, I would like to create a small dashboard to show how an analyst could use the information. This will only be a prototype, not a real banking system.</w:t>
+      </w:r>
+    </w:p>
+    <w:p>
+      <w:pPr>
+        <w:pStyle w:val="normal1"/>
+        <w:jc w:val="start"/>
+        <w:rPr>
+          <w:rFonts w:ascii="Montserrat" w:hAnsi="Montserrat" w:eastAsia="Montserrat SemiBold" w:cs="Montserrat SemiBold"/>
+          <w:b w:val="false"/>
+          <w:bCs w:val="false"/>
+        </w:rPr>
+      </w:pPr>
+      <w:r>
+        <w:rPr>
+          <w:rFonts w:eastAsia="Montserrat SemiBold" w:cs="Montserrat SemiBold" w:ascii="Montserrat" w:hAnsi="Montserrat"/>
+          <w:b w:val="false"/>
+          <w:bCs w:val="false"/>
+        </w:rPr>
+      </w:r>
+    </w:p>
+    <w:p>
+      <w:pPr>
+        <w:pStyle w:val="normal1"/>
+        <w:jc w:val="start"/>
+        <w:rPr>
+          <w:rFonts w:ascii="Montserrat" w:hAnsi="Montserrat" w:eastAsia="Montserrat SemiBold" w:cs="Montserrat SemiBold"/>
+          <w:b w:val="false"/>
+          <w:bCs w:val="false"/>
+        </w:rPr>
+      </w:pPr>
+      <w:r>
+        <w:rPr>
+          <w:rFonts w:eastAsia="Montserrat SemiBold" w:cs="Montserrat SemiBold" w:ascii="Montserrat" w:hAnsi="Montserrat"/>
+          <w:b w:val="false"/>
+          <w:bCs w:val="false"/>
+        </w:rPr>
+        <w:t>I will use Jupyter Notebook. I will also include a simple diagram to show the different steps of the project, from getting the data to the final results and the review by a analyst.</w:t>
       </w:r>
     </w:p>
     <w:sectPr>

--- a/Corporate Bankruptcy Prediction.docx
+++ b/Corporate Bankruptcy Prediction.docx
@@ -782,6 +782,7 @@
     <w:p>
       <w:pPr>
         <w:pStyle w:val="normal1"/>
+        <w:jc w:val="center"/>
         <w:rPr>
           <w:rFonts w:ascii="Montserrat" w:hAnsi="Montserrat" w:eastAsia="Montserrat SemiBold" w:cs="Montserrat SemiBold"/>
           <w:b/>
@@ -794,289 +795,14 @@
           <w:b/>
           <w:bCs/>
         </w:rPr>
-        <w:t>Objective:</w:t>
+        <w:t>Objective</w:t>
         <w:br/>
-        <w:br/>
-      </w:r>
-      <w:r>
-        <w:rPr>
-          <w:rFonts w:eastAsia="Montserrat SemiBold" w:cs="Montserrat SemiBold" w:ascii="Montserrat" w:hAnsi="Montserrat"/>
-          <w:b w:val="false"/>
-          <w:bCs w:val="false"/>
-        </w:rPr>
-        <w:t xml:space="preserve">The goal of this project is to </w:t>
-      </w:r>
-      <w:r>
-        <w:rPr>
-          <w:rFonts w:eastAsia="Montserrat SemiBold" w:cs="Montserrat SemiBold" w:ascii="Montserrat" w:hAnsi="Montserrat"/>
-          <w:b w:val="false"/>
-          <w:bCs w:val="false"/>
-        </w:rPr>
-        <w:t>determinate</w:t>
-      </w:r>
-      <w:r>
-        <w:rPr>
-          <w:rFonts w:eastAsia="Montserrat SemiBold" w:cs="Montserrat SemiBold" w:ascii="Montserrat" w:hAnsi="Montserrat"/>
-          <w:b w:val="false"/>
-          <w:bCs w:val="false"/>
-        </w:rPr>
-        <w:t xml:space="preserve"> if we can use </w:t>
-      </w:r>
-      <w:r>
-        <w:rPr>
-          <w:rFonts w:eastAsia="Montserrat SemiBold" w:cs="Montserrat SemiBold" w:ascii="Montserrat" w:hAnsi="Montserrat"/>
-          <w:b w:val="false"/>
-          <w:bCs w:val="false"/>
-        </w:rPr>
-        <w:t xml:space="preserve">the </w:t>
-      </w:r>
-      <w:r>
-        <w:rPr>
-          <w:rFonts w:eastAsia="Montserrat SemiBold" w:cs="Montserrat SemiBold" w:ascii="Montserrat" w:hAnsi="Montserrat"/>
-          <w:b w:val="false"/>
-          <w:bCs w:val="false"/>
-        </w:rPr>
-        <w:t xml:space="preserve">financial data to find companies that may go bankrupt. This help banks understand risk and </w:t>
-      </w:r>
-      <w:r>
-        <w:rPr>
-          <w:rFonts w:eastAsia="Montserrat SemiBold" w:cs="Montserrat SemiBold" w:ascii="Montserrat" w:hAnsi="Montserrat"/>
-          <w:b w:val="false"/>
-          <w:bCs w:val="false"/>
-        </w:rPr>
-        <w:t xml:space="preserve">to improve decisions. </w:t>
-      </w:r>
-    </w:p>
-    <w:p>
-      <w:pPr>
-        <w:pStyle w:val="normal1"/>
-        <w:rPr>
-          <w:rFonts w:ascii="Montserrat" w:hAnsi="Montserrat" w:eastAsia="Montserrat SemiBold" w:cs="Montserrat SemiBold"/>
-          <w:b w:val="false"/>
-          <w:bCs w:val="false"/>
-        </w:rPr>
-      </w:pPr>
-      <w:r>
-        <w:rPr>
-          <w:rFonts w:eastAsia="Montserrat SemiBold" w:cs="Montserrat SemiBold" w:ascii="Montserrat" w:hAnsi="Montserrat"/>
-          <w:b w:val="false"/>
-          <w:bCs w:val="false"/>
-        </w:rPr>
-      </w:r>
-    </w:p>
-    <w:p>
-      <w:pPr>
-        <w:pStyle w:val="normal1"/>
-        <w:rPr>
-          <w:rFonts w:ascii="Montserrat" w:hAnsi="Montserrat" w:eastAsia="Montserrat SemiBold" w:cs="Montserrat SemiBold"/>
-          <w:b w:val="false"/>
-          <w:bCs w:val="false"/>
-        </w:rPr>
-      </w:pPr>
-      <w:r>
-        <w:rPr>
-          <w:rFonts w:eastAsia="Montserrat SemiBold" w:cs="Montserrat SemiBold" w:ascii="Montserrat" w:hAnsi="Montserrat"/>
-          <w:b w:val="false"/>
-          <w:bCs w:val="false"/>
-        </w:rPr>
-        <w:t xml:space="preserve">We will start looking at the data to see what financial problems the companies had before going bankrupt. The data will need some cleaning and we </w:t>
-      </w:r>
-      <w:r>
-        <w:rPr>
-          <w:rFonts w:eastAsia="Montserrat SemiBold" w:cs="Montserrat SemiBold" w:ascii="Montserrat" w:hAnsi="Montserrat"/>
-          <w:b w:val="false"/>
-          <w:bCs w:val="false"/>
-        </w:rPr>
-        <w:t>will probably</w:t>
-      </w:r>
-      <w:r>
-        <w:rPr>
-          <w:rFonts w:eastAsia="Montserrat SemiBold" w:cs="Montserrat SemiBold" w:ascii="Montserrat" w:hAnsi="Montserrat"/>
-          <w:b w:val="false"/>
-          <w:bCs w:val="false"/>
-        </w:rPr>
-        <w:t xml:space="preserve"> create new financial numbers (like ratios) to help us understand it better.</w:t>
-      </w:r>
-    </w:p>
-    <w:p>
-      <w:pPr>
-        <w:pStyle w:val="normal1"/>
-        <w:rPr>
-          <w:rFonts w:ascii="Montserrat" w:hAnsi="Montserrat" w:eastAsia="Montserrat SemiBold" w:cs="Montserrat SemiBold"/>
-          <w:b w:val="false"/>
-          <w:bCs w:val="false"/>
-        </w:rPr>
-      </w:pPr>
-      <w:r>
-        <w:rPr>
-          <w:rFonts w:eastAsia="Montserrat SemiBold" w:cs="Montserrat SemiBold" w:ascii="Montserrat" w:hAnsi="Montserrat"/>
-          <w:b w:val="false"/>
-          <w:bCs w:val="false"/>
-        </w:rPr>
-        <w:t>After that, we will use two Machine Learning models, Logistic Regression and Random Forest. We will compare the results with a simple model to see which one works better.</w:t>
-      </w:r>
-    </w:p>
-    <w:p>
-      <w:pPr>
-        <w:pStyle w:val="normal1"/>
-        <w:rPr>
-          <w:rFonts w:ascii="Montserrat" w:hAnsi="Montserrat" w:eastAsia="Montserrat SemiBold" w:cs="Montserrat SemiBold"/>
-          <w:b w:val="false"/>
-          <w:bCs w:val="false"/>
-        </w:rPr>
-      </w:pPr>
-      <w:r>
-        <w:rPr>
-          <w:rFonts w:eastAsia="Montserrat SemiBold" w:cs="Montserrat SemiBold" w:ascii="Montserrat" w:hAnsi="Montserrat"/>
-          <w:b w:val="false"/>
-          <w:bCs w:val="false"/>
-        </w:rPr>
-      </w:r>
-    </w:p>
-    <w:p>
-      <w:pPr>
-        <w:pStyle w:val="normal1"/>
-        <w:rPr>
-          <w:rFonts w:ascii="Montserrat" w:hAnsi="Montserrat" w:eastAsia="Montserrat SemiBold" w:cs="Montserrat SemiBold"/>
-          <w:b w:val="false"/>
-          <w:bCs w:val="false"/>
-        </w:rPr>
-      </w:pPr>
-      <w:r>
-        <w:rPr>
-          <w:rFonts w:eastAsia="Montserrat SemiBold" w:cs="Montserrat SemiBold" w:ascii="Montserrat" w:hAnsi="Montserrat"/>
-          <w:b w:val="false"/>
-          <w:bCs w:val="false"/>
-        </w:rPr>
-        <w:t xml:space="preserve">We also need to test this models with data from different years. This will help us to understand how good their predictions are, especially because most companies do not go bankrupt. </w:t>
-      </w:r>
-    </w:p>
-    <w:p>
-      <w:pPr>
-        <w:pStyle w:val="normal1"/>
-        <w:rPr>
-          <w:rFonts w:ascii="Montserrat" w:hAnsi="Montserrat" w:eastAsia="Montserrat SemiBold" w:cs="Montserrat SemiBold"/>
-          <w:b w:val="false"/>
-          <w:bCs w:val="false"/>
-        </w:rPr>
-      </w:pPr>
-      <w:r>
-        <w:rPr>
-          <w:rFonts w:eastAsia="Montserrat SemiBold" w:cs="Montserrat SemiBold" w:ascii="Montserrat" w:hAnsi="Montserrat"/>
-          <w:b w:val="false"/>
-          <w:bCs w:val="false"/>
-        </w:rPr>
-        <w:t>We will look at the mistakes too, as predicting that a healthy company will go bankrupt can also be a problem.</w:t>
-      </w:r>
-    </w:p>
-    <w:p>
-      <w:pPr>
-        <w:pStyle w:val="normal1"/>
-        <w:rPr>
-          <w:rFonts w:ascii="Montserrat" w:hAnsi="Montserrat" w:eastAsia="Montserrat SemiBold" w:cs="Montserrat SemiBold"/>
-          <w:b w:val="false"/>
-          <w:bCs w:val="false"/>
-        </w:rPr>
-      </w:pPr>
-      <w:r>
-        <w:rPr>
-          <w:rFonts w:eastAsia="Montserrat SemiBold" w:cs="Montserrat SemiBold" w:ascii="Montserrat" w:hAnsi="Montserrat"/>
-          <w:b w:val="false"/>
-          <w:bCs w:val="false"/>
-        </w:rPr>
-      </w:r>
-    </w:p>
-    <w:p>
-      <w:pPr>
-        <w:pStyle w:val="normal1"/>
-        <w:rPr>
-          <w:rFonts w:ascii="Montserrat" w:hAnsi="Montserrat" w:eastAsia="Montserrat SemiBold" w:cs="Montserrat SemiBold"/>
-          <w:b w:val="false"/>
-          <w:bCs w:val="false"/>
-        </w:rPr>
-      </w:pPr>
-      <w:r>
-        <w:rPr>
-          <w:rFonts w:eastAsia="Montserrat SemiBold" w:cs="Montserrat SemiBold" w:ascii="Montserrat" w:hAnsi="Montserrat"/>
-          <w:b w:val="false"/>
-          <w:bCs w:val="false"/>
-        </w:rPr>
-        <w:t>At the end, we want to understand if these models can really help banks. We will explain the results, the problems with the models, and why people should still check the information before making decisions.</w:t>
-      </w:r>
-    </w:p>
-    <w:p>
-      <w:pPr>
-        <w:pStyle w:val="normal1"/>
-        <w:rPr>
-          <w:rFonts w:ascii="Montserrat" w:hAnsi="Montserrat" w:eastAsia="Montserrat SemiBold" w:cs="Montserrat SemiBold"/>
-          <w:b w:val="false"/>
-          <w:bCs w:val="false"/>
-        </w:rPr>
-      </w:pPr>
-      <w:r>
-        <w:rPr>
-          <w:rFonts w:eastAsia="Montserrat SemiBold" w:cs="Montserrat SemiBold" w:ascii="Montserrat" w:hAnsi="Montserrat"/>
-          <w:b w:val="false"/>
-          <w:bCs w:val="false"/>
-        </w:rPr>
-      </w:r>
-    </w:p>
-    <w:p>
-      <w:pPr>
-        <w:pStyle w:val="normal1"/>
-        <w:rPr>
-          <w:rFonts w:ascii="Montserrat" w:hAnsi="Montserrat" w:eastAsia="Montserrat SemiBold" w:cs="Montserrat SemiBold"/>
-          <w:b w:val="false"/>
-          <w:bCs w:val="false"/>
-        </w:rPr>
-      </w:pPr>
-      <w:r>
-        <w:rPr>
-          <w:rFonts w:eastAsia="Montserrat SemiBold" w:cs="Montserrat SemiBold" w:ascii="Montserrat" w:hAnsi="Montserrat"/>
-          <w:b w:val="false"/>
-          <w:bCs w:val="false"/>
-        </w:rPr>
-        <w:t xml:space="preserve">The idea is that past financial data can help predict future bankruptcies, and that Machine Learning may work better than a simple method. But we do not know this yet, so the project will help us find out how effective it is. </w:t>
-      </w:r>
-    </w:p>
-    <w:p>
-      <w:pPr>
-        <w:pStyle w:val="normal1"/>
-        <w:rPr>
-          <w:rFonts w:ascii="Montserrat" w:hAnsi="Montserrat" w:eastAsia="Montserrat SemiBold" w:cs="Montserrat SemiBold"/>
-          <w:b w:val="false"/>
-          <w:bCs w:val="false"/>
-        </w:rPr>
-      </w:pPr>
-      <w:r>
-        <w:rPr>
-          <w:rFonts w:eastAsia="Montserrat SemiBold" w:cs="Montserrat SemiBold" w:ascii="Montserrat" w:hAnsi="Montserrat"/>
-          <w:b w:val="false"/>
-          <w:bCs w:val="false"/>
-        </w:rPr>
-      </w:r>
-    </w:p>
-    <w:p>
-      <w:pPr>
-        <w:pStyle w:val="normal1"/>
-        <w:rPr>
-          <w:rFonts w:ascii="Montserrat" w:hAnsi="Montserrat" w:eastAsia="Montserrat SemiBold" w:cs="Montserrat SemiBold"/>
-          <w:b w:val="false"/>
-          <w:bCs w:val="false"/>
-        </w:rPr>
-      </w:pPr>
-      <w:r>
-        <w:rPr>
-          <w:rFonts w:eastAsia="Montserrat SemiBold" w:cs="Montserrat SemiBold" w:ascii="Montserrat" w:hAnsi="Montserrat"/>
-          <w:b w:val="false"/>
-          <w:bCs w:val="false"/>
-        </w:rPr>
-      </w:r>
-    </w:p>
-    <w:p>
-      <w:pPr>
-        <w:pStyle w:val="normal1"/>
-        <w:jc w:val="center"/>
+      </w:r>
+    </w:p>
+    <w:p>
+      <w:pPr>
+        <w:pStyle w:val="normal1"/>
+        <w:jc w:val="start"/>
         <w:rPr>
           <w:rFonts w:ascii="Montserrat" w:hAnsi="Montserrat" w:eastAsia="Montserrat SemiBold" w:cs="Montserrat SemiBold"/>
           <w:b/>
@@ -1089,289 +815,269 @@
           <w:b/>
           <w:bCs/>
         </w:rPr>
-        <w:t>Scope</w:t>
-      </w:r>
-    </w:p>
-    <w:p>
-      <w:pPr>
-        <w:pStyle w:val="normal1"/>
-        <w:jc w:val="center"/>
-        <w:rPr>
-          <w:rFonts w:ascii="Montserrat" w:hAnsi="Montserrat" w:eastAsia="Montserrat SemiBold" w:cs="Montserrat SemiBold"/>
-          <w:b w:val="false"/>
-          <w:bCs w:val="false"/>
-        </w:rPr>
-      </w:pPr>
-      <w:r>
-        <w:rPr>
-          <w:rFonts w:eastAsia="Montserrat SemiBold" w:cs="Montserrat SemiBold" w:ascii="Montserrat" w:hAnsi="Montserrat"/>
-          <w:b w:val="false"/>
-          <w:bCs w:val="false"/>
-        </w:rPr>
-      </w:r>
-    </w:p>
-    <w:p>
-      <w:pPr>
-        <w:pStyle w:val="normal1"/>
-        <w:jc w:val="start"/>
-        <w:rPr>
-          <w:rFonts w:ascii="Montserrat" w:hAnsi="Montserrat" w:eastAsia="Montserrat SemiBold" w:cs="Montserrat SemiBold"/>
-          <w:b w:val="false"/>
-          <w:bCs w:val="false"/>
-        </w:rPr>
-      </w:pPr>
-      <w:r>
-        <w:rPr>
-          <w:rFonts w:eastAsia="Montserrat SemiBold" w:cs="Montserrat SemiBold" w:ascii="Montserrat" w:hAnsi="Montserrat"/>
-          <w:b w:val="false"/>
-          <w:bCs w:val="false"/>
-        </w:rPr>
-      </w:r>
-    </w:p>
-    <w:p>
-      <w:pPr>
-        <w:pStyle w:val="normal1"/>
-        <w:jc w:val="start"/>
-        <w:rPr>
-          <w:rFonts w:ascii="Montserrat" w:hAnsi="Montserrat" w:eastAsia="Montserrat SemiBold" w:cs="Montserrat SemiBold"/>
-          <w:b w:val="false"/>
-          <w:bCs w:val="false"/>
-        </w:rPr>
-      </w:pPr>
-      <w:r>
-        <w:rPr>
-          <w:rFonts w:eastAsia="Montserrat SemiBold" w:cs="Montserrat SemiBold" w:ascii="Montserrat" w:hAnsi="Montserrat"/>
-          <w:b w:val="false"/>
-          <w:bCs w:val="false"/>
-        </w:rPr>
-        <w:t>For this project I will use financial data from American companies listed on NYSE and NASDAQ, from 1999 to 2018. I want to see if this information can help predict when a company may go bankrupt in the next year.</w:t>
-      </w:r>
-    </w:p>
-    <w:p>
-      <w:pPr>
-        <w:pStyle w:val="normal1"/>
-        <w:jc w:val="start"/>
-        <w:rPr>
-          <w:rFonts w:ascii="Montserrat" w:hAnsi="Montserrat" w:eastAsia="Montserrat SemiBold" w:cs="Montserrat SemiBold"/>
-          <w:b w:val="false"/>
-          <w:bCs w:val="false"/>
-        </w:rPr>
-      </w:pPr>
-      <w:r>
-        <w:rPr>
-          <w:rFonts w:eastAsia="Montserrat SemiBold" w:cs="Montserrat SemiBold" w:ascii="Montserrat" w:hAnsi="Montserrat"/>
-          <w:b w:val="false"/>
-          <w:bCs w:val="false"/>
-        </w:rPr>
-      </w:r>
-    </w:p>
-    <w:p>
-      <w:pPr>
-        <w:pStyle w:val="normal1"/>
-        <w:jc w:val="start"/>
-        <w:rPr>
-          <w:rFonts w:ascii="Montserrat" w:hAnsi="Montserrat" w:eastAsia="Montserrat SemiBold" w:cs="Montserrat SemiBold"/>
-          <w:b w:val="false"/>
-          <w:bCs w:val="false"/>
-        </w:rPr>
-      </w:pPr>
-      <w:r>
-        <w:rPr>
-          <w:rFonts w:eastAsia="Montserrat SemiBold" w:cs="Montserrat SemiBold" w:ascii="Montserrat" w:hAnsi="Montserrat"/>
-          <w:b w:val="false"/>
-          <w:bCs w:val="false"/>
-        </w:rPr>
-        <w:t>I will look at the data and try to find useful information about the companies. Some data may need to be cleaned, and I may calculate some financial ratios. I will use Machine Learning models then and test how good they are for find companies with financial problems.</w:t>
-      </w:r>
-    </w:p>
-    <w:p>
-      <w:pPr>
-        <w:pStyle w:val="normal1"/>
-        <w:jc w:val="start"/>
-        <w:rPr>
-          <w:rFonts w:ascii="Montserrat" w:hAnsi="Montserrat" w:eastAsia="Montserrat SemiBold" w:cs="Montserrat SemiBold"/>
-          <w:b w:val="false"/>
-          <w:bCs w:val="false"/>
-        </w:rPr>
-      </w:pPr>
-      <w:r>
-        <w:rPr>
-          <w:rFonts w:eastAsia="Montserrat SemiBold" w:cs="Montserrat SemiBold" w:ascii="Montserrat" w:hAnsi="Montserrat"/>
-          <w:b w:val="false"/>
-          <w:bCs w:val="false"/>
-        </w:rPr>
-      </w:r>
-    </w:p>
-    <w:p>
-      <w:pPr>
-        <w:pStyle w:val="normal1"/>
-        <w:jc w:val="start"/>
-        <w:rPr>
-          <w:rFonts w:ascii="Montserrat" w:hAnsi="Montserrat" w:eastAsia="Montserrat SemiBold" w:cs="Montserrat SemiBold"/>
-          <w:b w:val="false"/>
-          <w:bCs w:val="false"/>
-        </w:rPr>
-      </w:pPr>
-      <w:r>
-        <w:rPr>
-          <w:rFonts w:eastAsia="Montserrat SemiBold" w:cs="Montserrat SemiBold" w:ascii="Montserrat" w:hAnsi="Montserrat"/>
-          <w:b w:val="false"/>
-          <w:bCs w:val="false"/>
-        </w:rPr>
-        <w:t>I would also like to make a small dashboard if I have enough time. This could be useful to show the results and how a bank analyst can use them.</w:t>
-      </w:r>
-    </w:p>
-    <w:p>
-      <w:pPr>
-        <w:pStyle w:val="normal1"/>
-        <w:jc w:val="start"/>
-        <w:rPr>
-          <w:rFonts w:ascii="Montserrat" w:hAnsi="Montserrat" w:eastAsia="Montserrat SemiBold" w:cs="Montserrat SemiBold"/>
-          <w:b w:val="false"/>
-          <w:bCs w:val="false"/>
-        </w:rPr>
-      </w:pPr>
-      <w:r>
-        <w:rPr>
-          <w:rFonts w:eastAsia="Montserrat SemiBold" w:cs="Montserrat SemiBold" w:ascii="Montserrat" w:hAnsi="Montserrat"/>
-          <w:b w:val="false"/>
-          <w:bCs w:val="false"/>
-        </w:rPr>
-        <w:t>The project is only about companies, not personal loans or personal credit risk. I will not use private information from banks, and the system will not decide if a company should get a loan or not. It is also not a real system that a bank can use now.</w:t>
-      </w:r>
-    </w:p>
-    <w:p>
-      <w:pPr>
-        <w:pStyle w:val="normal1"/>
-        <w:jc w:val="start"/>
-        <w:rPr>
-          <w:rFonts w:ascii="Montserrat" w:hAnsi="Montserrat" w:eastAsia="Montserrat SemiBold" w:cs="Montserrat SemiBold"/>
-          <w:b w:val="false"/>
-          <w:bCs w:val="false"/>
-        </w:rPr>
-      </w:pPr>
-      <w:r>
-        <w:rPr>
-          <w:rFonts w:eastAsia="Montserrat SemiBold" w:cs="Montserrat SemiBold" w:ascii="Montserrat" w:hAnsi="Montserrat"/>
-          <w:b w:val="false"/>
-          <w:bCs w:val="false"/>
-        </w:rPr>
-      </w:r>
-    </w:p>
-    <w:p>
-      <w:pPr>
-        <w:pStyle w:val="normal1"/>
-        <w:jc w:val="start"/>
-        <w:rPr>
-          <w:rFonts w:ascii="Montserrat" w:hAnsi="Montserrat" w:eastAsia="Montserrat SemiBold" w:cs="Montserrat SemiBold"/>
-          <w:b w:val="false"/>
-          <w:bCs w:val="false"/>
-        </w:rPr>
-      </w:pPr>
-      <w:r>
-        <w:rPr>
-          <w:rFonts w:eastAsia="Montserrat SemiBold" w:cs="Montserrat SemiBold" w:ascii="Montserrat" w:hAnsi="Montserrat"/>
-          <w:b w:val="false"/>
-          <w:bCs w:val="false"/>
-        </w:rPr>
-        <w:t>One possible problem is that the data is old and only from the US. So maybe the results will be different for companies in Ireland today. Also, not all companies works in the same way and sometimes financial information is missing.</w:t>
-      </w:r>
-    </w:p>
-    <w:p>
-      <w:pPr>
-        <w:pStyle w:val="normal1"/>
-        <w:jc w:val="start"/>
-        <w:rPr>
-          <w:rFonts w:ascii="Montserrat" w:hAnsi="Montserrat" w:eastAsia="Montserrat SemiBold" w:cs="Montserrat SemiBold"/>
-          <w:b w:val="false"/>
-          <w:bCs w:val="false"/>
-        </w:rPr>
-      </w:pPr>
-      <w:r>
-        <w:rPr>
-          <w:rFonts w:eastAsia="Montserrat SemiBold" w:cs="Montserrat SemiBold" w:ascii="Montserrat" w:hAnsi="Montserrat"/>
-          <w:b w:val="false"/>
-          <w:bCs w:val="false"/>
-        </w:rPr>
-      </w:r>
-    </w:p>
-    <w:p>
-      <w:pPr>
-        <w:pStyle w:val="normal1"/>
-        <w:jc w:val="start"/>
-        <w:rPr>
-          <w:rFonts w:ascii="Montserrat" w:hAnsi="Montserrat" w:eastAsia="Montserrat SemiBold" w:cs="Montserrat SemiBold"/>
-          <w:b w:val="false"/>
-          <w:bCs w:val="false"/>
-        </w:rPr>
-      </w:pPr>
-      <w:r>
-        <w:rPr>
-          <w:rFonts w:eastAsia="Montserrat SemiBold" w:cs="Montserrat SemiBold" w:ascii="Montserrat" w:hAnsi="Montserrat"/>
-          <w:b w:val="false"/>
-          <w:bCs w:val="false"/>
-        </w:rPr>
-        <w:t>For now, I just want to see if this idea can work. A bank would need to do more tests before using something like this in real life.</w:t>
-      </w:r>
-    </w:p>
-    <w:p>
-      <w:pPr>
-        <w:pStyle w:val="normal1"/>
-        <w:jc w:val="start"/>
-        <w:rPr>
-          <w:rFonts w:ascii="Montserrat" w:hAnsi="Montserrat" w:eastAsia="Montserrat SemiBold" w:cs="Montserrat SemiBold"/>
-          <w:b w:val="false"/>
-          <w:bCs w:val="false"/>
-        </w:rPr>
-      </w:pPr>
-      <w:r>
-        <w:rPr>
-          <w:rFonts w:eastAsia="Montserrat SemiBold" w:cs="Montserrat SemiBold" w:ascii="Montserrat" w:hAnsi="Montserrat"/>
-          <w:b w:val="false"/>
-          <w:bCs w:val="false"/>
-        </w:rPr>
-      </w:r>
-    </w:p>
-    <w:p>
-      <w:pPr>
-        <w:pStyle w:val="normal1"/>
-        <w:jc w:val="start"/>
-        <w:rPr>
-          <w:rFonts w:ascii="Montserrat" w:hAnsi="Montserrat" w:eastAsia="Montserrat SemiBold" w:cs="Montserrat SemiBold"/>
-          <w:b w:val="false"/>
-          <w:bCs w:val="false"/>
-        </w:rPr>
-      </w:pPr>
-      <w:r>
-        <w:rPr>
-          <w:rFonts w:eastAsia="Montserrat SemiBold" w:cs="Montserrat SemiBold" w:ascii="Montserrat" w:hAnsi="Montserrat"/>
-          <w:b w:val="false"/>
-          <w:bCs w:val="false"/>
-        </w:rPr>
-      </w:r>
-    </w:p>
-    <w:p>
-      <w:pPr>
-        <w:pStyle w:val="normal1"/>
-        <w:jc w:val="start"/>
-        <w:rPr>
-          <w:rFonts w:ascii="Montserrat" w:hAnsi="Montserrat" w:eastAsia="Montserrat SemiBold" w:cs="Montserrat SemiBold"/>
-          <w:b w:val="false"/>
-          <w:bCs w:val="false"/>
-        </w:rPr>
-      </w:pPr>
-      <w:r>
-        <w:rPr>
-          <w:rFonts w:eastAsia="Montserrat SemiBold" w:cs="Montserrat SemiBold" w:ascii="Montserrat" w:hAnsi="Montserrat"/>
-          <w:b w:val="false"/>
-          <w:bCs w:val="false"/>
-        </w:rPr>
-      </w:r>
-    </w:p>
-    <w:p>
-      <w:pPr>
-        <w:pStyle w:val="normal1"/>
-        <w:jc w:val="start"/>
+        <w:br/>
+      </w:r>
+      <w:r>
+        <w:rPr>
+          <w:rFonts w:eastAsia="Montserrat SemiBold" w:cs="Montserrat SemiBold" w:ascii="Montserrat" w:hAnsi="Montserrat"/>
+          <w:b w:val="false"/>
+          <w:bCs w:val="false"/>
+        </w:rPr>
+        <w:t xml:space="preserve">The goal of this project is to </w:t>
+      </w:r>
+      <w:r>
+        <w:rPr>
+          <w:rFonts w:eastAsia="Montserrat SemiBold" w:cs="Montserrat SemiBold" w:ascii="Montserrat" w:hAnsi="Montserrat"/>
+          <w:b w:val="false"/>
+          <w:bCs w:val="false"/>
+        </w:rPr>
+        <w:t>determinate</w:t>
+      </w:r>
+      <w:r>
+        <w:rPr>
+          <w:rFonts w:eastAsia="Montserrat SemiBold" w:cs="Montserrat SemiBold" w:ascii="Montserrat" w:hAnsi="Montserrat"/>
+          <w:b w:val="false"/>
+          <w:bCs w:val="false"/>
+        </w:rPr>
+        <w:t xml:space="preserve"> if we can use </w:t>
+      </w:r>
+      <w:r>
+        <w:rPr>
+          <w:rFonts w:eastAsia="Montserrat SemiBold" w:cs="Montserrat SemiBold" w:ascii="Montserrat" w:hAnsi="Montserrat"/>
+          <w:b w:val="false"/>
+          <w:bCs w:val="false"/>
+        </w:rPr>
+        <w:t xml:space="preserve">the </w:t>
+      </w:r>
+      <w:r>
+        <w:rPr>
+          <w:rFonts w:eastAsia="Montserrat SemiBold" w:cs="Montserrat SemiBold" w:ascii="Montserrat" w:hAnsi="Montserrat"/>
+          <w:b w:val="false"/>
+          <w:bCs w:val="false"/>
+        </w:rPr>
+        <w:t xml:space="preserve">financial data to find companies that may go bankrupt. This help banks understand risk and </w:t>
+      </w:r>
+      <w:r>
+        <w:rPr>
+          <w:rFonts w:eastAsia="Montserrat SemiBold" w:cs="Montserrat SemiBold" w:ascii="Montserrat" w:hAnsi="Montserrat"/>
+          <w:b w:val="false"/>
+          <w:bCs w:val="false"/>
+        </w:rPr>
+        <w:t xml:space="preserve">to improve decisions. </w:t>
+      </w:r>
+    </w:p>
+    <w:p>
+      <w:pPr>
+        <w:pStyle w:val="normal1"/>
+        <w:rPr>
+          <w:rFonts w:ascii="Montserrat" w:hAnsi="Montserrat" w:eastAsia="Montserrat SemiBold" w:cs="Montserrat SemiBold"/>
+          <w:b w:val="false"/>
+          <w:bCs w:val="false"/>
+        </w:rPr>
+      </w:pPr>
+      <w:r>
+        <w:rPr>
+          <w:rFonts w:eastAsia="Montserrat SemiBold" w:cs="Montserrat SemiBold" w:ascii="Montserrat" w:hAnsi="Montserrat"/>
+          <w:b w:val="false"/>
+          <w:bCs w:val="false"/>
+        </w:rPr>
+      </w:r>
+    </w:p>
+    <w:p>
+      <w:pPr>
+        <w:pStyle w:val="normal1"/>
+        <w:rPr>
+          <w:rFonts w:ascii="Montserrat" w:hAnsi="Montserrat" w:eastAsia="Montserrat SemiBold" w:cs="Montserrat SemiBold"/>
+          <w:b w:val="false"/>
+          <w:bCs w:val="false"/>
+        </w:rPr>
+      </w:pPr>
+      <w:r>
+        <w:rPr>
+          <w:rFonts w:eastAsia="Montserrat SemiBold" w:cs="Montserrat SemiBold" w:ascii="Montserrat" w:hAnsi="Montserrat"/>
+          <w:b w:val="false"/>
+          <w:bCs w:val="false"/>
+        </w:rPr>
+        <w:t xml:space="preserve">We will start looking at the data to see what financial problems the companies had before going bankrupt. The data will need some cleaning and we </w:t>
+      </w:r>
+      <w:r>
+        <w:rPr>
+          <w:rFonts w:eastAsia="Montserrat SemiBold" w:cs="Montserrat SemiBold" w:ascii="Montserrat" w:hAnsi="Montserrat"/>
+          <w:b w:val="false"/>
+          <w:bCs w:val="false"/>
+        </w:rPr>
+        <w:t>will probably</w:t>
+      </w:r>
+      <w:r>
+        <w:rPr>
+          <w:rFonts w:eastAsia="Montserrat SemiBold" w:cs="Montserrat SemiBold" w:ascii="Montserrat" w:hAnsi="Montserrat"/>
+          <w:b w:val="false"/>
+          <w:bCs w:val="false"/>
+        </w:rPr>
+        <w:t xml:space="preserve"> create new financial numbers (like ratios) to help us understand it better.</w:t>
+      </w:r>
+    </w:p>
+    <w:p>
+      <w:pPr>
+        <w:pStyle w:val="normal1"/>
+        <w:rPr>
+          <w:rFonts w:ascii="Montserrat" w:hAnsi="Montserrat" w:eastAsia="Montserrat SemiBold" w:cs="Montserrat SemiBold"/>
+          <w:b w:val="false"/>
+          <w:bCs w:val="false"/>
+        </w:rPr>
+      </w:pPr>
+      <w:r>
+        <w:rPr>
+          <w:rFonts w:eastAsia="Montserrat SemiBold" w:cs="Montserrat SemiBold" w:ascii="Montserrat" w:hAnsi="Montserrat"/>
+          <w:b w:val="false"/>
+          <w:bCs w:val="false"/>
+        </w:rPr>
+        <w:t>After that, we will use two Machine Learning models, Logistic Regression and Random Forest. We will compare the results with a simple model to see which one works better.</w:t>
+      </w:r>
+    </w:p>
+    <w:p>
+      <w:pPr>
+        <w:pStyle w:val="normal1"/>
+        <w:rPr>
+          <w:rFonts w:ascii="Montserrat" w:hAnsi="Montserrat" w:eastAsia="Montserrat SemiBold" w:cs="Montserrat SemiBold"/>
+          <w:b w:val="false"/>
+          <w:bCs w:val="false"/>
+        </w:rPr>
+      </w:pPr>
+      <w:r>
+        <w:rPr>
+          <w:rFonts w:eastAsia="Montserrat SemiBold" w:cs="Montserrat SemiBold" w:ascii="Montserrat" w:hAnsi="Montserrat"/>
+          <w:b w:val="false"/>
+          <w:bCs w:val="false"/>
+        </w:rPr>
+      </w:r>
+    </w:p>
+    <w:p>
+      <w:pPr>
+        <w:pStyle w:val="normal1"/>
+        <w:rPr>
+          <w:rFonts w:ascii="Montserrat" w:hAnsi="Montserrat" w:eastAsia="Montserrat SemiBold" w:cs="Montserrat SemiBold"/>
+          <w:b w:val="false"/>
+          <w:bCs w:val="false"/>
+        </w:rPr>
+      </w:pPr>
+      <w:r>
+        <w:rPr>
+          <w:rFonts w:eastAsia="Montserrat SemiBold" w:cs="Montserrat SemiBold" w:ascii="Montserrat" w:hAnsi="Montserrat"/>
+          <w:b w:val="false"/>
+          <w:bCs w:val="false"/>
+        </w:rPr>
+        <w:t xml:space="preserve">We also need to test this models with data from different years. This will help us to understand how good their predictions are, especially because most companies do not go bankrupt. </w:t>
+      </w:r>
+    </w:p>
+    <w:p>
+      <w:pPr>
+        <w:pStyle w:val="normal1"/>
+        <w:rPr>
+          <w:rFonts w:ascii="Montserrat" w:hAnsi="Montserrat" w:eastAsia="Montserrat SemiBold" w:cs="Montserrat SemiBold"/>
+          <w:b w:val="false"/>
+          <w:bCs w:val="false"/>
+        </w:rPr>
+      </w:pPr>
+      <w:r>
+        <w:rPr>
+          <w:rFonts w:eastAsia="Montserrat SemiBold" w:cs="Montserrat SemiBold" w:ascii="Montserrat" w:hAnsi="Montserrat"/>
+          <w:b w:val="false"/>
+          <w:bCs w:val="false"/>
+        </w:rPr>
+        <w:t>We will look at the mistakes too, as predicting that a healthy company will go bankrupt can also be a problem.</w:t>
+      </w:r>
+    </w:p>
+    <w:p>
+      <w:pPr>
+        <w:pStyle w:val="normal1"/>
+        <w:rPr>
+          <w:rFonts w:ascii="Montserrat" w:hAnsi="Montserrat" w:eastAsia="Montserrat SemiBold" w:cs="Montserrat SemiBold"/>
+          <w:b w:val="false"/>
+          <w:bCs w:val="false"/>
+        </w:rPr>
+      </w:pPr>
+      <w:r>
+        <w:rPr>
+          <w:rFonts w:eastAsia="Montserrat SemiBold" w:cs="Montserrat SemiBold" w:ascii="Montserrat" w:hAnsi="Montserrat"/>
+          <w:b w:val="false"/>
+          <w:bCs w:val="false"/>
+        </w:rPr>
+      </w:r>
+    </w:p>
+    <w:p>
+      <w:pPr>
+        <w:pStyle w:val="normal1"/>
+        <w:rPr>
+          <w:rFonts w:ascii="Montserrat" w:hAnsi="Montserrat" w:eastAsia="Montserrat SemiBold" w:cs="Montserrat SemiBold"/>
+          <w:b w:val="false"/>
+          <w:bCs w:val="false"/>
+        </w:rPr>
+      </w:pPr>
+      <w:r>
+        <w:rPr>
+          <w:rFonts w:eastAsia="Montserrat SemiBold" w:cs="Montserrat SemiBold" w:ascii="Montserrat" w:hAnsi="Montserrat"/>
+          <w:b w:val="false"/>
+          <w:bCs w:val="false"/>
+        </w:rPr>
+        <w:t>At the end, we want to understand if these models can really help banks. We will explain the results, the problems with the models, and why people should still check the information before making decisions.</w:t>
+      </w:r>
+    </w:p>
+    <w:p>
+      <w:pPr>
+        <w:pStyle w:val="normal1"/>
+        <w:rPr>
+          <w:rFonts w:ascii="Montserrat" w:hAnsi="Montserrat" w:eastAsia="Montserrat SemiBold" w:cs="Montserrat SemiBold"/>
+          <w:b w:val="false"/>
+          <w:bCs w:val="false"/>
+        </w:rPr>
+      </w:pPr>
+      <w:r>
+        <w:rPr>
+          <w:rFonts w:eastAsia="Montserrat SemiBold" w:cs="Montserrat SemiBold" w:ascii="Montserrat" w:hAnsi="Montserrat"/>
+          <w:b w:val="false"/>
+          <w:bCs w:val="false"/>
+        </w:rPr>
+      </w:r>
+    </w:p>
+    <w:p>
+      <w:pPr>
+        <w:pStyle w:val="normal1"/>
+        <w:rPr>
+          <w:rFonts w:ascii="Montserrat" w:hAnsi="Montserrat" w:eastAsia="Montserrat SemiBold" w:cs="Montserrat SemiBold"/>
+          <w:b w:val="false"/>
+          <w:bCs w:val="false"/>
+        </w:rPr>
+      </w:pPr>
+      <w:r>
+        <w:rPr>
+          <w:rFonts w:eastAsia="Montserrat SemiBold" w:cs="Montserrat SemiBold" w:ascii="Montserrat" w:hAnsi="Montserrat"/>
+          <w:b w:val="false"/>
+          <w:bCs w:val="false"/>
+        </w:rPr>
+        <w:t xml:space="preserve">The idea is that past financial data can help predict future bankruptcies, and that Machine Learning may work better than a simple method. But we do not know this yet, so the project will help us find out how effective it is. </w:t>
+      </w:r>
+    </w:p>
+    <w:p>
+      <w:pPr>
+        <w:pStyle w:val="normal1"/>
+        <w:rPr>
+          <w:rFonts w:ascii="Montserrat" w:hAnsi="Montserrat" w:eastAsia="Montserrat SemiBold" w:cs="Montserrat SemiBold"/>
+          <w:b w:val="false"/>
+          <w:bCs w:val="false"/>
+        </w:rPr>
+      </w:pPr>
+      <w:r>
+        <w:rPr>
+          <w:rFonts w:eastAsia="Montserrat SemiBold" w:cs="Montserrat SemiBold" w:ascii="Montserrat" w:hAnsi="Montserrat"/>
+          <w:b w:val="false"/>
+          <w:bCs w:val="false"/>
+        </w:rPr>
+      </w:r>
+    </w:p>
+    <w:p>
+      <w:pPr>
+        <w:pStyle w:val="normal1"/>
         <w:rPr>
           <w:rFonts w:ascii="Montserrat" w:hAnsi="Montserrat" w:eastAsia="Montserrat SemiBold" w:cs="Montserrat SemiBold"/>
           <w:b w:val="false"/>
@@ -1402,6 +1108,319 @@
           <w:b/>
           <w:bCs/>
         </w:rPr>
+        <w:t>Scope</w:t>
+      </w:r>
+    </w:p>
+    <w:p>
+      <w:pPr>
+        <w:pStyle w:val="normal1"/>
+        <w:jc w:val="center"/>
+        <w:rPr>
+          <w:rFonts w:ascii="Montserrat" w:hAnsi="Montserrat" w:eastAsia="Montserrat SemiBold" w:cs="Montserrat SemiBold"/>
+          <w:b w:val="false"/>
+          <w:bCs w:val="false"/>
+        </w:rPr>
+      </w:pPr>
+      <w:r>
+        <w:rPr>
+          <w:rFonts w:eastAsia="Montserrat SemiBold" w:cs="Montserrat SemiBold" w:ascii="Montserrat" w:hAnsi="Montserrat"/>
+          <w:b w:val="false"/>
+          <w:bCs w:val="false"/>
+        </w:rPr>
+      </w:r>
+    </w:p>
+    <w:p>
+      <w:pPr>
+        <w:pStyle w:val="normal1"/>
+        <w:jc w:val="start"/>
+        <w:rPr>
+          <w:rFonts w:ascii="Montserrat" w:hAnsi="Montserrat" w:eastAsia="Montserrat SemiBold" w:cs="Montserrat SemiBold"/>
+          <w:b w:val="false"/>
+          <w:bCs w:val="false"/>
+        </w:rPr>
+      </w:pPr>
+      <w:r>
+        <w:rPr>
+          <w:rFonts w:eastAsia="Montserrat SemiBold" w:cs="Montserrat SemiBold" w:ascii="Montserrat" w:hAnsi="Montserrat"/>
+          <w:b w:val="false"/>
+          <w:bCs w:val="false"/>
+        </w:rPr>
+      </w:r>
+    </w:p>
+    <w:p>
+      <w:pPr>
+        <w:pStyle w:val="normal1"/>
+        <w:jc w:val="start"/>
+        <w:rPr>
+          <w:rFonts w:ascii="Montserrat" w:hAnsi="Montserrat" w:eastAsia="Montserrat SemiBold" w:cs="Montserrat SemiBold"/>
+          <w:b w:val="false"/>
+          <w:bCs w:val="false"/>
+        </w:rPr>
+      </w:pPr>
+      <w:r>
+        <w:rPr>
+          <w:rFonts w:eastAsia="Montserrat SemiBold" w:cs="Montserrat SemiBold" w:ascii="Montserrat" w:hAnsi="Montserrat"/>
+          <w:b w:val="false"/>
+          <w:bCs w:val="false"/>
+        </w:rPr>
+        <w:t>For this project I will use financial data from American companies listed on NYSE and NASDAQ, from 1999 to 2018. I want to see if this information can help predict when a company may go bankrupt in the next year.</w:t>
+      </w:r>
+    </w:p>
+    <w:p>
+      <w:pPr>
+        <w:pStyle w:val="normal1"/>
+        <w:jc w:val="start"/>
+        <w:rPr>
+          <w:rFonts w:ascii="Montserrat" w:hAnsi="Montserrat" w:eastAsia="Montserrat SemiBold" w:cs="Montserrat SemiBold"/>
+          <w:b w:val="false"/>
+          <w:bCs w:val="false"/>
+        </w:rPr>
+      </w:pPr>
+      <w:r>
+        <w:rPr>
+          <w:rFonts w:eastAsia="Montserrat SemiBold" w:cs="Montserrat SemiBold" w:ascii="Montserrat" w:hAnsi="Montserrat"/>
+          <w:b w:val="false"/>
+          <w:bCs w:val="false"/>
+        </w:rPr>
+      </w:r>
+    </w:p>
+    <w:p>
+      <w:pPr>
+        <w:pStyle w:val="normal1"/>
+        <w:jc w:val="start"/>
+        <w:rPr>
+          <w:rFonts w:ascii="Montserrat" w:hAnsi="Montserrat" w:eastAsia="Montserrat SemiBold" w:cs="Montserrat SemiBold"/>
+          <w:b w:val="false"/>
+          <w:bCs w:val="false"/>
+        </w:rPr>
+      </w:pPr>
+      <w:r>
+        <w:rPr>
+          <w:rFonts w:eastAsia="Montserrat SemiBold" w:cs="Montserrat SemiBold" w:ascii="Montserrat" w:hAnsi="Montserrat"/>
+          <w:b w:val="false"/>
+          <w:bCs w:val="false"/>
+        </w:rPr>
+        <w:t>I will look at the data and try to find useful information about the companies. Some data may need to be cleaned, and I may calculate some financial ratios. I will use Machine Learning models then and test how good they are for find companies with financial problems.</w:t>
+      </w:r>
+    </w:p>
+    <w:p>
+      <w:pPr>
+        <w:pStyle w:val="normal1"/>
+        <w:jc w:val="start"/>
+        <w:rPr>
+          <w:rFonts w:ascii="Montserrat" w:hAnsi="Montserrat" w:eastAsia="Montserrat SemiBold" w:cs="Montserrat SemiBold"/>
+          <w:b w:val="false"/>
+          <w:bCs w:val="false"/>
+        </w:rPr>
+      </w:pPr>
+      <w:r>
+        <w:rPr>
+          <w:rFonts w:eastAsia="Montserrat SemiBold" w:cs="Montserrat SemiBold" w:ascii="Montserrat" w:hAnsi="Montserrat"/>
+          <w:b w:val="false"/>
+          <w:bCs w:val="false"/>
+        </w:rPr>
+      </w:r>
+    </w:p>
+    <w:p>
+      <w:pPr>
+        <w:pStyle w:val="normal1"/>
+        <w:jc w:val="start"/>
+        <w:rPr>
+          <w:rFonts w:ascii="Montserrat" w:hAnsi="Montserrat" w:eastAsia="Montserrat SemiBold" w:cs="Montserrat SemiBold"/>
+          <w:b w:val="false"/>
+          <w:bCs w:val="false"/>
+        </w:rPr>
+      </w:pPr>
+      <w:r>
+        <w:rPr>
+          <w:rFonts w:eastAsia="Montserrat SemiBold" w:cs="Montserrat SemiBold" w:ascii="Montserrat" w:hAnsi="Montserrat"/>
+          <w:b w:val="false"/>
+          <w:bCs w:val="false"/>
+        </w:rPr>
+        <w:t>I would also like to make a small dashboard if I have enough time. This could be useful to show the results and how a bank analyst can use them.</w:t>
+      </w:r>
+    </w:p>
+    <w:p>
+      <w:pPr>
+        <w:pStyle w:val="normal1"/>
+        <w:jc w:val="start"/>
+        <w:rPr>
+          <w:rFonts w:ascii="Montserrat" w:hAnsi="Montserrat" w:eastAsia="Montserrat SemiBold" w:cs="Montserrat SemiBold"/>
+          <w:b w:val="false"/>
+          <w:bCs w:val="false"/>
+        </w:rPr>
+      </w:pPr>
+      <w:r>
+        <w:rPr>
+          <w:rFonts w:eastAsia="Montserrat SemiBold" w:cs="Montserrat SemiBold" w:ascii="Montserrat" w:hAnsi="Montserrat"/>
+          <w:b w:val="false"/>
+          <w:bCs w:val="false"/>
+        </w:rPr>
+        <w:t>The project is only about companies, not personal loans or personal credit risk. I will not use private information from banks, and the system will not decide if a company should get a loan or not. It is also not a real system that a bank can use now.</w:t>
+      </w:r>
+    </w:p>
+    <w:p>
+      <w:pPr>
+        <w:pStyle w:val="normal1"/>
+        <w:jc w:val="start"/>
+        <w:rPr>
+          <w:rFonts w:ascii="Montserrat" w:hAnsi="Montserrat" w:eastAsia="Montserrat SemiBold" w:cs="Montserrat SemiBold"/>
+          <w:b w:val="false"/>
+          <w:bCs w:val="false"/>
+        </w:rPr>
+      </w:pPr>
+      <w:r>
+        <w:rPr>
+          <w:rFonts w:eastAsia="Montserrat SemiBold" w:cs="Montserrat SemiBold" w:ascii="Montserrat" w:hAnsi="Montserrat"/>
+          <w:b w:val="false"/>
+          <w:bCs w:val="false"/>
+        </w:rPr>
+      </w:r>
+    </w:p>
+    <w:p>
+      <w:pPr>
+        <w:pStyle w:val="normal1"/>
+        <w:jc w:val="start"/>
+        <w:rPr>
+          <w:rFonts w:ascii="Montserrat" w:hAnsi="Montserrat" w:eastAsia="Montserrat SemiBold" w:cs="Montserrat SemiBold"/>
+          <w:b w:val="false"/>
+          <w:bCs w:val="false"/>
+        </w:rPr>
+      </w:pPr>
+      <w:r>
+        <w:rPr>
+          <w:rFonts w:eastAsia="Montserrat SemiBold" w:cs="Montserrat SemiBold" w:ascii="Montserrat" w:hAnsi="Montserrat"/>
+          <w:b w:val="false"/>
+          <w:bCs w:val="false"/>
+        </w:rPr>
+        <w:t>One possible problem is that the data is old and only from the US. So maybe the results will be different for companies in Ireland today. Also, not all companies works in the same way and sometimes financial information is missing.</w:t>
+      </w:r>
+    </w:p>
+    <w:p>
+      <w:pPr>
+        <w:pStyle w:val="normal1"/>
+        <w:jc w:val="start"/>
+        <w:rPr>
+          <w:rFonts w:ascii="Montserrat" w:hAnsi="Montserrat" w:eastAsia="Montserrat SemiBold" w:cs="Montserrat SemiBold"/>
+          <w:b w:val="false"/>
+          <w:bCs w:val="false"/>
+        </w:rPr>
+      </w:pPr>
+      <w:r>
+        <w:rPr>
+          <w:rFonts w:eastAsia="Montserrat SemiBold" w:cs="Montserrat SemiBold" w:ascii="Montserrat" w:hAnsi="Montserrat"/>
+          <w:b w:val="false"/>
+          <w:bCs w:val="false"/>
+        </w:rPr>
+      </w:r>
+    </w:p>
+    <w:p>
+      <w:pPr>
+        <w:pStyle w:val="normal1"/>
+        <w:jc w:val="start"/>
+        <w:rPr>
+          <w:rFonts w:ascii="Montserrat" w:hAnsi="Montserrat" w:eastAsia="Montserrat SemiBold" w:cs="Montserrat SemiBold"/>
+          <w:b w:val="false"/>
+          <w:bCs w:val="false"/>
+        </w:rPr>
+      </w:pPr>
+      <w:r>
+        <w:rPr>
+          <w:rFonts w:eastAsia="Montserrat SemiBold" w:cs="Montserrat SemiBold" w:ascii="Montserrat" w:hAnsi="Montserrat"/>
+          <w:b w:val="false"/>
+          <w:bCs w:val="false"/>
+        </w:rPr>
+        <w:t>For now, I just want to see if this idea can work. A bank would need to do more tests before using something like this in real life.</w:t>
+      </w:r>
+    </w:p>
+    <w:p>
+      <w:pPr>
+        <w:pStyle w:val="normal1"/>
+        <w:jc w:val="start"/>
+        <w:rPr>
+          <w:rFonts w:ascii="Montserrat" w:hAnsi="Montserrat" w:eastAsia="Montserrat SemiBold" w:cs="Montserrat SemiBold"/>
+          <w:b w:val="false"/>
+          <w:bCs w:val="false"/>
+        </w:rPr>
+      </w:pPr>
+      <w:r>
+        <w:rPr>
+          <w:rFonts w:eastAsia="Montserrat SemiBold" w:cs="Montserrat SemiBold" w:ascii="Montserrat" w:hAnsi="Montserrat"/>
+          <w:b w:val="false"/>
+          <w:bCs w:val="false"/>
+        </w:rPr>
+      </w:r>
+    </w:p>
+    <w:p>
+      <w:pPr>
+        <w:pStyle w:val="normal1"/>
+        <w:jc w:val="start"/>
+        <w:rPr>
+          <w:rFonts w:ascii="Montserrat" w:hAnsi="Montserrat" w:eastAsia="Montserrat SemiBold" w:cs="Montserrat SemiBold"/>
+          <w:b w:val="false"/>
+          <w:bCs w:val="false"/>
+        </w:rPr>
+      </w:pPr>
+      <w:r>
+        <w:rPr>
+          <w:rFonts w:eastAsia="Montserrat SemiBold" w:cs="Montserrat SemiBold" w:ascii="Montserrat" w:hAnsi="Montserrat"/>
+          <w:b w:val="false"/>
+          <w:bCs w:val="false"/>
+        </w:rPr>
+      </w:r>
+    </w:p>
+    <w:p>
+      <w:pPr>
+        <w:pStyle w:val="normal1"/>
+        <w:jc w:val="start"/>
+        <w:rPr>
+          <w:rFonts w:ascii="Montserrat" w:hAnsi="Montserrat" w:eastAsia="Montserrat SemiBold" w:cs="Montserrat SemiBold"/>
+          <w:b w:val="false"/>
+          <w:bCs w:val="false"/>
+        </w:rPr>
+      </w:pPr>
+      <w:r>
+        <w:rPr>
+          <w:rFonts w:eastAsia="Montserrat SemiBold" w:cs="Montserrat SemiBold" w:ascii="Montserrat" w:hAnsi="Montserrat"/>
+          <w:b w:val="false"/>
+          <w:bCs w:val="false"/>
+        </w:rPr>
+      </w:r>
+    </w:p>
+    <w:p>
+      <w:pPr>
+        <w:pStyle w:val="normal1"/>
+        <w:jc w:val="start"/>
+        <w:rPr>
+          <w:rFonts w:ascii="Montserrat" w:hAnsi="Montserrat" w:eastAsia="Montserrat SemiBold" w:cs="Montserrat SemiBold"/>
+          <w:b w:val="false"/>
+          <w:bCs w:val="false"/>
+        </w:rPr>
+      </w:pPr>
+      <w:r>
+        <w:rPr>
+          <w:rFonts w:eastAsia="Montserrat SemiBold" w:cs="Montserrat SemiBold" w:ascii="Montserrat" w:hAnsi="Montserrat"/>
+          <w:b w:val="false"/>
+          <w:bCs w:val="false"/>
+        </w:rPr>
+      </w:r>
+    </w:p>
+    <w:p>
+      <w:pPr>
+        <w:pStyle w:val="normal1"/>
+        <w:jc w:val="center"/>
+        <w:rPr>
+          <w:rFonts w:ascii="Montserrat" w:hAnsi="Montserrat" w:eastAsia="Montserrat SemiBold" w:cs="Montserrat SemiBold"/>
+          <w:b/>
+          <w:bCs/>
+        </w:rPr>
+      </w:pPr>
+      <w:r>
+        <w:rPr>
+          <w:rFonts w:eastAsia="Montserrat SemiBold" w:cs="Montserrat SemiBold" w:ascii="Montserrat" w:hAnsi="Montserrat"/>
+          <w:b/>
+          <w:bCs/>
+        </w:rPr>
         <w:t>Methodology</w:t>
       </w:r>
     </w:p>
@@ -1803,6 +1822,606 @@
           <w:bCs w:val="false"/>
         </w:rPr>
         <w:t>I will use Jupyter Notebook. I will also include a simple diagram to show the different steps of the project, from getting the data to the final results and the review by a analyst.</w:t>
+      </w:r>
+    </w:p>
+    <w:p>
+      <w:pPr>
+        <w:pStyle w:val="normal1"/>
+        <w:jc w:val="start"/>
+        <w:rPr>
+          <w:rFonts w:ascii="Montserrat" w:hAnsi="Montserrat" w:eastAsia="Montserrat SemiBold" w:cs="Montserrat SemiBold"/>
+          <w:b w:val="false"/>
+          <w:bCs w:val="false"/>
+        </w:rPr>
+      </w:pPr>
+      <w:r>
+        <w:rPr>
+          <w:rFonts w:eastAsia="Montserrat SemiBold" w:cs="Montserrat SemiBold" w:ascii="Montserrat" w:hAnsi="Montserrat"/>
+          <w:b w:val="false"/>
+          <w:bCs w:val="false"/>
+        </w:rPr>
+      </w:r>
+    </w:p>
+    <w:p>
+      <w:pPr>
+        <w:pStyle w:val="normal1"/>
+        <w:jc w:val="start"/>
+        <w:rPr>
+          <w:rFonts w:ascii="Montserrat" w:hAnsi="Montserrat" w:eastAsia="Montserrat SemiBold" w:cs="Montserrat SemiBold"/>
+          <w:b w:val="false"/>
+          <w:bCs w:val="false"/>
+        </w:rPr>
+      </w:pPr>
+      <w:r>
+        <w:rPr>
+          <w:rFonts w:eastAsia="Montserrat SemiBold" w:cs="Montserrat SemiBold" w:ascii="Montserrat" w:hAnsi="Montserrat"/>
+          <w:b w:val="false"/>
+          <w:bCs w:val="false"/>
+        </w:rPr>
+      </w:r>
+    </w:p>
+    <w:p>
+      <w:pPr>
+        <w:pStyle w:val="normal1"/>
+        <w:jc w:val="center"/>
+        <w:rPr>
+          <w:rFonts w:ascii="Montserrat" w:hAnsi="Montserrat" w:eastAsia="Montserrat SemiBold" w:cs="Montserrat SemiBold"/>
+          <w:b/>
+          <w:bCs/>
+        </w:rPr>
+      </w:pPr>
+      <w:r>
+        <w:rPr>
+          <w:rFonts w:eastAsia="Montserrat SemiBold" w:cs="Montserrat SemiBold" w:ascii="Montserrat" w:hAnsi="Montserrat"/>
+          <w:b/>
+          <w:bCs/>
+        </w:rPr>
+        <w:t>Data Sources</w:t>
+      </w:r>
+    </w:p>
+    <w:p>
+      <w:pPr>
+        <w:pStyle w:val="normal1"/>
+        <w:jc w:val="start"/>
+        <w:rPr>
+          <w:rFonts w:ascii="Montserrat" w:hAnsi="Montserrat" w:eastAsia="Montserrat SemiBold" w:cs="Montserrat SemiBold"/>
+          <w:b w:val="false"/>
+          <w:bCs w:val="false"/>
+        </w:rPr>
+      </w:pPr>
+      <w:r>
+        <w:rPr>
+          <w:rFonts w:eastAsia="Montserrat SemiBold" w:cs="Montserrat SemiBold" w:ascii="Montserrat" w:hAnsi="Montserrat"/>
+          <w:b w:val="false"/>
+          <w:bCs w:val="false"/>
+        </w:rPr>
+      </w:r>
+    </w:p>
+    <w:p>
+      <w:pPr>
+        <w:pStyle w:val="normal1"/>
+        <w:jc w:val="start"/>
+        <w:rPr>
+          <w:rFonts w:ascii="Montserrat" w:hAnsi="Montserrat" w:eastAsia="Montserrat SemiBold" w:cs="Montserrat SemiBold"/>
+          <w:b w:val="false"/>
+          <w:bCs w:val="false"/>
+        </w:rPr>
+      </w:pPr>
+      <w:r>
+        <w:rPr>
+          <w:rFonts w:eastAsia="Montserrat SemiBold" w:cs="Montserrat SemiBold" w:ascii="Montserrat" w:hAnsi="Montserrat"/>
+          <w:b w:val="false"/>
+          <w:bCs w:val="false"/>
+        </w:rPr>
+        <w:t>I found the American Companies Bankruptcy Dataset on GitHub and decided to use it for my project. It has information about 8,262 American companies between 1999 and 2018, with 78,682 records in total.</w:t>
+      </w:r>
+    </w:p>
+    <w:p>
+      <w:pPr>
+        <w:pStyle w:val="normal1"/>
+        <w:jc w:val="start"/>
+        <w:rPr>
+          <w:rFonts w:ascii="Montserrat" w:hAnsi="Montserrat" w:eastAsia="Montserrat SemiBold" w:cs="Montserrat SemiBold"/>
+          <w:b w:val="false"/>
+          <w:bCs w:val="false"/>
+        </w:rPr>
+      </w:pPr>
+      <w:r>
+        <w:rPr>
+          <w:rFonts w:eastAsia="Montserrat SemiBold" w:cs="Montserrat SemiBold" w:ascii="Montserrat" w:hAnsi="Montserrat"/>
+          <w:b w:val="false"/>
+          <w:bCs w:val="false"/>
+        </w:rPr>
+      </w:r>
+    </w:p>
+    <w:p>
+      <w:pPr>
+        <w:pStyle w:val="normal1"/>
+        <w:jc w:val="start"/>
+        <w:rPr>
+          <w:rFonts w:ascii="Montserrat" w:hAnsi="Montserrat" w:eastAsia="Montserrat SemiBold" w:cs="Montserrat SemiBold"/>
+          <w:b w:val="false"/>
+          <w:bCs w:val="false"/>
+        </w:rPr>
+      </w:pPr>
+      <w:r>
+        <w:rPr>
+          <w:rFonts w:eastAsia="Montserrat SemiBold" w:cs="Montserrat SemiBold" w:ascii="Montserrat" w:hAnsi="Montserrat"/>
+          <w:b w:val="false"/>
+          <w:bCs w:val="false"/>
+        </w:rPr>
+        <w:t>What I like about this dataset is that it has 18 financial indicators and also tells us if a company went bankrupt in the next year. It includes bankruptcies under Chapter 7 and Chapter 11 in the US. The authors say there is no missing data, but I still want to check everything before using it (Lombardo et al., 2022).</w:t>
+      </w:r>
+    </w:p>
+    <w:p>
+      <w:pPr>
+        <w:pStyle w:val="normal1"/>
+        <w:jc w:val="start"/>
+        <w:rPr>
+          <w:rFonts w:ascii="Montserrat" w:hAnsi="Montserrat" w:eastAsia="Montserrat SemiBold" w:cs="Montserrat SemiBold"/>
+          <w:b w:val="false"/>
+          <w:bCs w:val="false"/>
+        </w:rPr>
+      </w:pPr>
+      <w:r>
+        <w:rPr>
+          <w:rFonts w:eastAsia="Montserrat SemiBold" w:cs="Montserrat SemiBold" w:ascii="Montserrat" w:hAnsi="Montserrat"/>
+          <w:b w:val="false"/>
+          <w:bCs w:val="false"/>
+        </w:rPr>
+      </w:r>
+    </w:p>
+    <w:p>
+      <w:pPr>
+        <w:pStyle w:val="normal1"/>
+        <w:jc w:val="start"/>
+        <w:rPr>
+          <w:rFonts w:ascii="Montserrat" w:hAnsi="Montserrat" w:eastAsia="Montserrat SemiBold" w:cs="Montserrat SemiBold"/>
+          <w:b w:val="false"/>
+          <w:bCs w:val="false"/>
+        </w:rPr>
+      </w:pPr>
+      <w:r>
+        <w:rPr>
+          <w:rFonts w:eastAsia="Montserrat SemiBold" w:cs="Montserrat SemiBold" w:ascii="Montserrat" w:hAnsi="Montserrat"/>
+          <w:b w:val="false"/>
+          <w:bCs w:val="false"/>
+        </w:rPr>
+        <w:t>I chose this dataset because I am interested in credit risk and I would like to understand if we can see signs of financial problems before a company goes bankrupt. Maybe companies that fail have some things in common in their financial numbers, and this is what I want to investigate.</w:t>
+      </w:r>
+    </w:p>
+    <w:p>
+      <w:pPr>
+        <w:pStyle w:val="normal1"/>
+        <w:jc w:val="start"/>
+        <w:rPr>
+          <w:rFonts w:ascii="Montserrat" w:hAnsi="Montserrat" w:eastAsia="Montserrat SemiBold" w:cs="Montserrat SemiBold"/>
+          <w:b w:val="false"/>
+          <w:bCs w:val="false"/>
+        </w:rPr>
+      </w:pPr>
+      <w:r>
+        <w:rPr>
+          <w:rFonts w:eastAsia="Montserrat SemiBold" w:cs="Montserrat SemiBold" w:ascii="Montserrat" w:hAnsi="Montserrat"/>
+          <w:b w:val="false"/>
+          <w:bCs w:val="false"/>
+        </w:rPr>
+      </w:r>
+    </w:p>
+    <w:p>
+      <w:pPr>
+        <w:pStyle w:val="normal1"/>
+        <w:jc w:val="start"/>
+        <w:rPr>
+          <w:rFonts w:ascii="Montserrat" w:hAnsi="Montserrat" w:eastAsia="Montserrat SemiBold" w:cs="Montserrat SemiBold"/>
+          <w:b w:val="false"/>
+          <w:bCs w:val="false"/>
+        </w:rPr>
+      </w:pPr>
+      <w:r>
+        <w:rPr>
+          <w:rFonts w:eastAsia="Montserrat SemiBold" w:cs="Montserrat SemiBold" w:ascii="Montserrat" w:hAnsi="Montserrat"/>
+          <w:b w:val="false"/>
+          <w:bCs w:val="false"/>
+        </w:rPr>
+        <w:t>There are some things I need to be careful with. The data is not very recent and all the companies are from the US. So even if I get good results, it doesn't mean the same model will work for Irish companies today.</w:t>
+      </w:r>
+    </w:p>
+    <w:p>
+      <w:pPr>
+        <w:pStyle w:val="normal1"/>
+        <w:jc w:val="start"/>
+        <w:rPr>
+          <w:rFonts w:ascii="Montserrat" w:hAnsi="Montserrat" w:eastAsia="Montserrat SemiBold" w:cs="Montserrat SemiBold"/>
+          <w:b w:val="false"/>
+          <w:bCs w:val="false"/>
+        </w:rPr>
+      </w:pPr>
+      <w:r>
+        <w:rPr>
+          <w:rFonts w:eastAsia="Montserrat SemiBold" w:cs="Montserrat SemiBold" w:ascii="Montserrat" w:hAnsi="Montserrat"/>
+          <w:b w:val="false"/>
+          <w:bCs w:val="false"/>
+        </w:rPr>
+      </w:r>
+    </w:p>
+    <w:p>
+      <w:pPr>
+        <w:pStyle w:val="normal1"/>
+        <w:jc w:val="start"/>
+        <w:rPr>
+          <w:rFonts w:ascii="Montserrat" w:hAnsi="Montserrat" w:eastAsia="Montserrat SemiBold" w:cs="Montserrat SemiBold"/>
+          <w:b w:val="false"/>
+          <w:bCs w:val="false"/>
+        </w:rPr>
+      </w:pPr>
+      <w:r>
+        <w:rPr>
+          <w:rFonts w:eastAsia="Montserrat SemiBold" w:cs="Montserrat SemiBold" w:ascii="Montserrat" w:hAnsi="Montserrat"/>
+          <w:b w:val="false"/>
+          <w:bCs w:val="false"/>
+        </w:rPr>
+        <w:t>The dataset is public and the companies are anonymised. It uses a CC BY 4.0 licence, so I need to give credit to the authors. The original data with company names also has some restrictions. I will check this before sharing anything and make sure the sources are included in my work.</w:t>
+      </w:r>
+    </w:p>
+    <w:p>
+      <w:pPr>
+        <w:pStyle w:val="normal1"/>
+        <w:jc w:val="start"/>
+        <w:rPr>
+          <w:rFonts w:ascii="Montserrat" w:hAnsi="Montserrat" w:eastAsia="Montserrat SemiBold" w:cs="Montserrat SemiBold"/>
+          <w:b w:val="false"/>
+          <w:bCs w:val="false"/>
+        </w:rPr>
+      </w:pPr>
+      <w:r>
+        <w:rPr>
+          <w:rFonts w:eastAsia="Montserrat SemiBold" w:cs="Montserrat SemiBold" w:ascii="Montserrat" w:hAnsi="Montserrat"/>
+          <w:b w:val="false"/>
+          <w:bCs w:val="false"/>
+        </w:rPr>
+      </w:r>
+    </w:p>
+    <w:p>
+      <w:pPr>
+        <w:pStyle w:val="normal1"/>
+        <w:jc w:val="center"/>
+        <w:rPr>
+          <w:rFonts w:ascii="Montserrat" w:hAnsi="Montserrat" w:eastAsia="Montserrat SemiBold" w:cs="Montserrat SemiBold"/>
+          <w:b/>
+          <w:bCs/>
+        </w:rPr>
+      </w:pPr>
+      <w:r>
+        <w:rPr>
+          <w:rFonts w:eastAsia="Montserrat SemiBold" w:cs="Montserrat SemiBold" w:ascii="Montserrat" w:hAnsi="Montserrat"/>
+          <w:b/>
+          <w:bCs/>
+        </w:rPr>
+        <w:t>Expected Deliverables</w:t>
+      </w:r>
+    </w:p>
+    <w:p>
+      <w:pPr>
+        <w:pStyle w:val="normal1"/>
+        <w:jc w:val="start"/>
+        <w:rPr>
+          <w:rFonts w:ascii="Montserrat" w:hAnsi="Montserrat" w:eastAsia="Montserrat SemiBold" w:cs="Montserrat SemiBold"/>
+          <w:b w:val="false"/>
+          <w:bCs w:val="false"/>
+        </w:rPr>
+      </w:pPr>
+      <w:r>
+        <w:rPr>
+          <w:rFonts w:eastAsia="Montserrat SemiBold" w:cs="Montserrat SemiBold" w:ascii="Montserrat" w:hAnsi="Montserrat"/>
+          <w:b w:val="false"/>
+          <w:bCs w:val="false"/>
+        </w:rPr>
+      </w:r>
+    </w:p>
+    <w:p>
+      <w:pPr>
+        <w:pStyle w:val="normal1"/>
+        <w:jc w:val="start"/>
+        <w:rPr>
+          <w:rFonts w:ascii="Montserrat" w:hAnsi="Montserrat" w:eastAsia="Montserrat SemiBold" w:cs="Montserrat SemiBold"/>
+          <w:b w:val="false"/>
+          <w:bCs w:val="false"/>
+        </w:rPr>
+      </w:pPr>
+      <w:r>
+        <w:rPr>
+          <w:rFonts w:eastAsia="Montserrat SemiBold" w:cs="Montserrat SemiBold" w:ascii="Montserrat" w:hAnsi="Montserrat"/>
+          <w:b w:val="false"/>
+          <w:bCs w:val="false"/>
+        </w:rPr>
+        <w:t>By the end of the second semester I hope to have a project that shows if financial data can really help us find companies that may go bankrupt.</w:t>
+      </w:r>
+    </w:p>
+    <w:p>
+      <w:pPr>
+        <w:pStyle w:val="normal1"/>
+        <w:jc w:val="start"/>
+        <w:rPr>
+          <w:rFonts w:ascii="Montserrat" w:hAnsi="Montserrat" w:eastAsia="Montserrat SemiBold" w:cs="Montserrat SemiBold"/>
+          <w:b w:val="false"/>
+          <w:bCs w:val="false"/>
+        </w:rPr>
+      </w:pPr>
+      <w:r>
+        <w:rPr>
+          <w:rFonts w:eastAsia="Montserrat SemiBold" w:cs="Montserrat SemiBold" w:ascii="Montserrat" w:hAnsi="Montserrat"/>
+          <w:b w:val="false"/>
+          <w:bCs w:val="false"/>
+        </w:rPr>
+      </w:r>
+    </w:p>
+    <w:p>
+      <w:pPr>
+        <w:pStyle w:val="normal1"/>
+        <w:jc w:val="start"/>
+        <w:rPr>
+          <w:rFonts w:ascii="Montserrat" w:hAnsi="Montserrat" w:eastAsia="Montserrat SemiBold" w:cs="Montserrat SemiBold"/>
+          <w:b w:val="false"/>
+          <w:bCs w:val="false"/>
+        </w:rPr>
+      </w:pPr>
+      <w:r>
+        <w:rPr>
+          <w:rFonts w:eastAsia="Montserrat SemiBold" w:cs="Montserrat SemiBold" w:ascii="Montserrat" w:hAnsi="Montserrat"/>
+          <w:b w:val="false"/>
+          <w:bCs w:val="false"/>
+        </w:rPr>
+        <w:t>I will spend some time understanding the dataset first. I think this is important because I don't want to just put the data into a model without knowing what the numbers mean. I will clean the information, look for patterns and prepare everything using Python.</w:t>
+      </w:r>
+    </w:p>
+    <w:p>
+      <w:pPr>
+        <w:pStyle w:val="normal1"/>
+        <w:jc w:val="start"/>
+        <w:rPr>
+          <w:rFonts w:ascii="Montserrat" w:hAnsi="Montserrat" w:eastAsia="Montserrat SemiBold" w:cs="Montserrat SemiBold"/>
+          <w:b w:val="false"/>
+          <w:bCs w:val="false"/>
+        </w:rPr>
+      </w:pPr>
+      <w:r>
+        <w:rPr>
+          <w:rFonts w:eastAsia="Montserrat SemiBold" w:cs="Montserrat SemiBold" w:ascii="Montserrat" w:hAnsi="Montserrat"/>
+          <w:b w:val="false"/>
+          <w:bCs w:val="false"/>
+        </w:rPr>
+      </w:r>
+    </w:p>
+    <w:p>
+      <w:pPr>
+        <w:pStyle w:val="normal1"/>
+        <w:jc w:val="start"/>
+        <w:rPr>
+          <w:rFonts w:ascii="Montserrat" w:hAnsi="Montserrat" w:eastAsia="Montserrat SemiBold" w:cs="Montserrat SemiBold"/>
+          <w:b w:val="false"/>
+          <w:bCs w:val="false"/>
+        </w:rPr>
+      </w:pPr>
+      <w:r>
+        <w:rPr>
+          <w:rFonts w:eastAsia="Montserrat SemiBold" w:cs="Montserrat SemiBold" w:ascii="Montserrat" w:hAnsi="Montserrat"/>
+          <w:b w:val="false"/>
+          <w:bCs w:val="false"/>
+        </w:rPr>
+        <w:t>After this, I plan to work with Logistic Regression and Random Forest. I want to compare both models and also use a very simple one as a reference. It will be interesting to see if the more complex model actually gives better results.</w:t>
+      </w:r>
+    </w:p>
+    <w:p>
+      <w:pPr>
+        <w:pStyle w:val="normal1"/>
+        <w:jc w:val="start"/>
+        <w:rPr>
+          <w:rFonts w:ascii="Montserrat" w:hAnsi="Montserrat" w:eastAsia="Montserrat SemiBold" w:cs="Montserrat SemiBold"/>
+          <w:b w:val="false"/>
+          <w:bCs w:val="false"/>
+        </w:rPr>
+      </w:pPr>
+      <w:r>
+        <w:rPr>
+          <w:rFonts w:eastAsia="Montserrat SemiBold" w:cs="Montserrat SemiBold" w:ascii="Montserrat" w:hAnsi="Montserrat"/>
+          <w:b w:val="false"/>
+          <w:bCs w:val="false"/>
+        </w:rPr>
+        <w:t>Another thing I want to understand is where the models make mistakes. A bank could lose money if a company with serious problems is not identified, but too many false warnings can also create problems. So I don't think getting a high accuracy is the only important thing.</w:t>
+      </w:r>
+    </w:p>
+    <w:p>
+      <w:pPr>
+        <w:pStyle w:val="normal1"/>
+        <w:jc w:val="start"/>
+        <w:rPr>
+          <w:rFonts w:ascii="Montserrat" w:hAnsi="Montserrat" w:eastAsia="Montserrat SemiBold" w:cs="Montserrat SemiBold"/>
+          <w:b w:val="false"/>
+          <w:bCs w:val="false"/>
+        </w:rPr>
+      </w:pPr>
+      <w:r>
+        <w:rPr>
+          <w:rFonts w:eastAsia="Montserrat SemiBold" w:cs="Montserrat SemiBold" w:ascii="Montserrat" w:hAnsi="Montserrat"/>
+          <w:b w:val="false"/>
+          <w:bCs w:val="false"/>
+        </w:rPr>
+      </w:r>
+    </w:p>
+    <w:p>
+      <w:pPr>
+        <w:pStyle w:val="normal1"/>
+        <w:jc w:val="start"/>
+        <w:rPr>
+          <w:rFonts w:ascii="Montserrat" w:hAnsi="Montserrat" w:eastAsia="Montserrat SemiBold" w:cs="Montserrat SemiBold"/>
+          <w:b w:val="false"/>
+          <w:bCs w:val="false"/>
+        </w:rPr>
+      </w:pPr>
+      <w:r>
+        <w:rPr>
+          <w:rFonts w:eastAsia="Montserrat SemiBold" w:cs="Montserrat SemiBold" w:ascii="Montserrat" w:hAnsi="Montserrat"/>
+          <w:b w:val="false"/>
+          <w:bCs w:val="false"/>
+        </w:rPr>
+        <w:t>I would like to present my results with graph and tables that are easy to understand. I also want to create a small dashboard. I think it could make the project more interesting and show how someone working in credit risk might use this information.</w:t>
+      </w:r>
+    </w:p>
+    <w:p>
+      <w:pPr>
+        <w:pStyle w:val="normal1"/>
+        <w:jc w:val="start"/>
+        <w:rPr>
+          <w:rFonts w:ascii="Montserrat" w:hAnsi="Montserrat" w:eastAsia="Montserrat SemiBold" w:cs="Montserrat SemiBold"/>
+          <w:b w:val="false"/>
+          <w:bCs w:val="false"/>
+        </w:rPr>
+      </w:pPr>
+      <w:r>
+        <w:rPr>
+          <w:rFonts w:eastAsia="Montserrat SemiBold" w:cs="Montserrat SemiBold" w:ascii="Montserrat" w:hAnsi="Montserrat"/>
+          <w:b w:val="false"/>
+          <w:bCs w:val="false"/>
+        </w:rPr>
+      </w:r>
+    </w:p>
+    <w:p>
+      <w:pPr>
+        <w:pStyle w:val="normal1"/>
+        <w:jc w:val="start"/>
+        <w:rPr>
+          <w:rFonts w:ascii="Montserrat" w:hAnsi="Montserrat" w:eastAsia="Montserrat SemiBold" w:cs="Montserrat SemiBold"/>
+          <w:b w:val="false"/>
+          <w:bCs w:val="false"/>
+        </w:rPr>
+      </w:pPr>
+      <w:r>
+        <w:rPr>
+          <w:rFonts w:eastAsia="Montserrat SemiBold" w:cs="Montserrat SemiBold" w:ascii="Montserrat" w:hAnsi="Montserrat"/>
+          <w:b w:val="false"/>
+          <w:bCs w:val="false"/>
+        </w:rPr>
+        <w:t>My final report will explain the work I did, what I found and the limitations of the project.</w:t>
+      </w:r>
+    </w:p>
+    <w:p>
+      <w:pPr>
+        <w:pStyle w:val="normal1"/>
+        <w:jc w:val="start"/>
+        <w:rPr>
+          <w:rFonts w:ascii="Montserrat" w:hAnsi="Montserrat" w:eastAsia="Montserrat SemiBold" w:cs="Montserrat SemiBold"/>
+          <w:b w:val="false"/>
+          <w:bCs w:val="false"/>
+        </w:rPr>
+      </w:pPr>
+      <w:r>
+        <w:rPr>
+          <w:rFonts w:eastAsia="Montserrat SemiBold" w:cs="Montserrat SemiBold" w:ascii="Montserrat" w:hAnsi="Montserrat"/>
+          <w:b w:val="false"/>
+          <w:bCs w:val="false"/>
+        </w:rPr>
+        <w:t>I know that a model like this will not be perfect. For me the most interesting part is finding out if it can be useful in a real business situation even if the results are not as good as I expect.</w:t>
+      </w:r>
+    </w:p>
+    <w:p>
+      <w:pPr>
+        <w:pStyle w:val="normal1"/>
+        <w:jc w:val="start"/>
+        <w:rPr>
+          <w:rFonts w:ascii="Montserrat" w:hAnsi="Montserrat" w:eastAsia="Montserrat SemiBold" w:cs="Montserrat SemiBold"/>
+          <w:b w:val="false"/>
+          <w:bCs w:val="false"/>
+        </w:rPr>
+      </w:pPr>
+      <w:r>
+        <w:rPr>
+          <w:rFonts w:eastAsia="Montserrat SemiBold" w:cs="Montserrat SemiBold" w:ascii="Montserrat" w:hAnsi="Montserrat"/>
+          <w:b w:val="false"/>
+          <w:bCs w:val="false"/>
+        </w:rPr>
+      </w:r>
+    </w:p>
+    <w:p>
+      <w:pPr>
+        <w:pStyle w:val="normal1"/>
+        <w:jc w:val="start"/>
+        <w:rPr>
+          <w:rFonts w:ascii="Montserrat" w:hAnsi="Montserrat" w:eastAsia="Montserrat SemiBold" w:cs="Montserrat SemiBold"/>
+          <w:b w:val="false"/>
+          <w:bCs w:val="false"/>
+        </w:rPr>
+      </w:pPr>
+      <w:r>
+        <w:rPr>
+          <w:rFonts w:eastAsia="Montserrat SemiBold" w:cs="Montserrat SemiBold" w:ascii="Montserrat" w:hAnsi="Montserrat"/>
+          <w:b w:val="false"/>
+          <w:bCs w:val="false"/>
+        </w:rPr>
+      </w:r>
+    </w:p>
+    <w:p>
+      <w:pPr>
+        <w:pStyle w:val="normal1"/>
+        <w:jc w:val="start"/>
+        <w:rPr>
+          <w:rFonts w:ascii="Montserrat" w:hAnsi="Montserrat" w:eastAsia="Montserrat SemiBold" w:cs="Montserrat SemiBold"/>
+          <w:b w:val="false"/>
+          <w:bCs w:val="false"/>
+        </w:rPr>
+      </w:pPr>
+      <w:r>
+        <w:rPr>
+          <w:rFonts w:eastAsia="Montserrat SemiBold" w:cs="Montserrat SemiBold" w:ascii="Montserrat" w:hAnsi="Montserrat"/>
+          <w:b w:val="false"/>
+          <w:bCs w:val="false"/>
+        </w:rPr>
+        <w:drawing>
+          <wp:anchor distT="0" distB="0" distL="0" distR="0" simplePos="0" relativeHeight="2" behindDoc="0" locked="0" layoutInCell="0" allowOverlap="1">
+            <wp:simplePos x="0" y="0"/>
+            <wp:positionH relativeFrom="column">
+              <wp:align>center</wp:align>
+            </wp:positionH>
+            <wp:positionV relativeFrom="paragraph">
+              <wp:posOffset>635</wp:posOffset>
+            </wp:positionV>
+            <wp:extent cx="4876800" cy="3657600"/>
+            <wp:effectExtent l="0" t="0" r="0" b="0"/>
+            <wp:wrapSquare wrapText="largest"/>
+            <wp:docPr id="1" name="Image1"/>
+            <wp:cNvGraphicFramePr>
+              <a:graphicFrameLocks xmlns:a="http://schemas.openxmlformats.org/drawingml/2006/main" noChangeAspect="1"/>
+            </wp:cNvGraphicFramePr>
+            <a:graphic xmlns:a="http://schemas.openxmlformats.org/drawingml/2006/main">
+              <a:graphicData uri="http://schemas.openxmlformats.org/drawingml/2006/picture">
+                <pic:pic xmlns:pic="http://schemas.openxmlformats.org/drawingml/2006/picture">
+                  <pic:nvPicPr>
+                    <pic:cNvPr id="1" name="Image1"/>
+                    <pic:cNvPicPr>
+                      <a:picLocks noChangeAspect="1" noChangeArrowheads="1"/>
+                    </pic:cNvPicPr>
+                  </pic:nvPicPr>
+                  <pic:blipFill>
+                    <a:blip r:embed="rId2"/>
+                    <a:stretch>
+                      <a:fillRect/>
+                    </a:stretch>
+                  </pic:blipFill>
+                  <pic:spPr bwMode="auto">
+                    <a:xfrm>
+                      <a:off x="0" y="0"/>
+                      <a:ext cx="4876800" cy="3657600"/>
+                    </a:xfrm>
+                    <a:prstGeom prst="rect">
+                      <a:avLst/>
+                    </a:prstGeom>
+                    <a:noFill/>
+                  </pic:spPr>
+                </pic:pic>
+              </a:graphicData>
+            </a:graphic>
+          </wp:anchor>
+        </w:drawing>
       </w:r>
     </w:p>
     <w:sectPr>
